--- a/backend/Capitulos_Word/Capitulo 8.docx
+++ b/backend/Capitulos_Word/Capitulo 8.docx
@@ -1198,23 +1198,7 @@
           <w:rFonts w:cs="Calibri"/>
           <w:color w:val="1A1A1A"/>
         </w:rPr>
-        <w:t>El disyuntor y por qué no alcanza un try/</w:t>
-      </w:r>
-      <w:proofErr w:type="spellStart"/>
-      <w:r>
-        <w:rPr>
-          <w:rFonts w:cs="Calibri"/>
-          <w:color w:val="1A1A1A"/>
-        </w:rPr>
-        <w:t>except</w:t>
-      </w:r>
-      <w:proofErr w:type="spellEnd"/>
-      <w:r>
-        <w:rPr>
-          <w:rFonts w:cs="Calibri"/>
-          <w:color w:val="1A1A1A"/>
-        </w:rPr>
-        <w:t>.</w:t>
+        <w:t>El disyuntor y por qué no alcanza un try/except.</w:t>
       </w:r>
     </w:p>
     <w:p>
@@ -1555,29 +1539,67 @@
     </w:p>
     <w:p>
       <w:pPr>
-        <w:spacing w:before="120" w:after="40"/>
-        <w:jc w:val="center"/>
-      </w:pPr>
-      <w:r>
-        <w:rPr>
-          <w:rFonts w:cs="Calibri"/>
-          <w:i/>
-          <w:color w:val="A6A6A6"/>
-          <w:sz w:val="18"/>
-        </w:rPr>
-        <w:t xml:space="preserve">[ FIGURA 8.1 — pendiente de </w:t>
-      </w:r>
-      <w:proofErr w:type="gramStart"/>
-      <w:r>
-        <w:rPr>
-          <w:rFonts w:cs="Calibri"/>
-          <w:i/>
-          <w:color w:val="A6A6A6"/>
-          <w:sz w:val="18"/>
-        </w:rPr>
-        <w:t>inserción ]</w:t>
-      </w:r>
-      <w:proofErr w:type="gramEnd"/>
+        <w:pStyle w:val="Epgrafedefigura"/>
+        <w:spacing w:before="80" w:line="220" w:lineRule="auto"/>
+        <w:rPr>
+          <w:b/>
+        </w:rPr>
+      </w:pPr>
+      <w:r>
+        <w:rPr>
+          <w:b/>
+          <w:noProof/>
+        </w:rPr>
+        <w:lastRenderedPageBreak/>
+        <w:drawing>
+          <wp:inline distT="0" distB="0" distL="0" distR="0" wp14:anchorId="053A7640" wp14:editId="2F3AA290">
+            <wp:extent cx="5384165" cy="2728595"/>
+            <wp:effectExtent l="0" t="0" r="6985" b="0"/>
+            <wp:docPr id="1620689744" name="Imagen 1"/>
+            <wp:cNvGraphicFramePr>
+              <a:graphicFrameLocks xmlns:a="http://schemas.openxmlformats.org/drawingml/2006/main" noChangeAspect="1"/>
+            </wp:cNvGraphicFramePr>
+            <a:graphic xmlns:a="http://schemas.openxmlformats.org/drawingml/2006/main">
+              <a:graphicData uri="http://schemas.openxmlformats.org/drawingml/2006/picture">
+                <pic:pic xmlns:pic="http://schemas.openxmlformats.org/drawingml/2006/picture">
+                  <pic:nvPicPr>
+                    <pic:cNvPr id="0" name="Picture 1"/>
+                    <pic:cNvPicPr>
+                      <a:picLocks noChangeAspect="1" noChangeArrowheads="1"/>
+                    </pic:cNvPicPr>
+                  </pic:nvPicPr>
+                  <pic:blipFill>
+                    <a:blip r:embed="rId7" cstate="print">
+                      <a:extLst>
+                        <a:ext uri="{28A0092B-C50C-407E-A947-70E740481C1C}">
+                          <a14:useLocalDpi xmlns:a14="http://schemas.microsoft.com/office/drawing/2010/main" val="0"/>
+                        </a:ext>
+                      </a:extLst>
+                    </a:blip>
+                    <a:srcRect/>
+                    <a:stretch>
+                      <a:fillRect/>
+                    </a:stretch>
+                  </pic:blipFill>
+                  <pic:spPr bwMode="auto">
+                    <a:xfrm>
+                      <a:off x="0" y="0"/>
+                      <a:ext cx="5384165" cy="2728595"/>
+                    </a:xfrm>
+                    <a:prstGeom prst="rect">
+                      <a:avLst/>
+                    </a:prstGeom>
+                    <a:noFill/>
+                    <a:ln>
+                      <a:noFill/>
+                    </a:ln>
+                  </pic:spPr>
+                </pic:pic>
+              </a:graphicData>
+            </a:graphic>
+          </wp:inline>
+        </w:drawing>
+      </w:r>
     </w:p>
     <w:p>
       <w:pPr>
@@ -1640,7 +1662,6 @@
         </w:rPr>
         <w:t xml:space="preserve"> no se revierte cuando la transacción hace </w:t>
       </w:r>
-      <w:proofErr w:type="spellStart"/>
       <w:r>
         <w:rPr>
           <w:rFonts w:ascii="Consolas" w:hAnsi="Consolas" w:cs="Calibri"/>
@@ -1649,7 +1670,6 @@
         </w:rPr>
         <w:t>rollback</w:t>
       </w:r>
-      <w:proofErr w:type="spellEnd"/>
       <w:r>
         <w:rPr>
           <w:rFonts w:cs="Calibri"/>
@@ -1672,7 +1692,6 @@
           <w:rFonts w:cs="Calibri"/>
           <w:color w:val="1A1A1A"/>
         </w:rPr>
-        <w:lastRenderedPageBreak/>
         <w:t xml:space="preserve">La reacción natural es elegir el mal menor y seguir. El TPI hace algo mejor: </w:t>
       </w:r>
       <w:r>
@@ -1751,25 +1770,7 @@
                 <w:color w:val="2A2A2A"/>
                 <w:sz w:val="20"/>
               </w:rPr>
-              <w:t xml:space="preserve">Antes de ver la solución, </w:t>
-            </w:r>
-            <w:proofErr w:type="spellStart"/>
-            <w:r>
-              <w:rPr>
-                <w:rFonts w:cs="Calibri"/>
-                <w:color w:val="2A2A2A"/>
-                <w:sz w:val="20"/>
-              </w:rPr>
-              <w:t>fijate</w:t>
-            </w:r>
-            <w:proofErr w:type="spellEnd"/>
-            <w:r>
-              <w:rPr>
-                <w:rFonts w:cs="Calibri"/>
-                <w:color w:val="2A2A2A"/>
-                <w:sz w:val="20"/>
-              </w:rPr>
-              <w:t xml:space="preserve"> en un detalle de la tabla de arriba porque es la clave de todo el capítulo:</w:t>
+              <w:t>Antes de ver la solución, fijate en un detalle de la tabla de arriba porque es la clave de todo el capítulo:</w:t>
             </w:r>
           </w:p>
           <w:p>
@@ -1910,25 +1911,7 @@
                 <w:color w:val="2A2A2A"/>
                 <w:sz w:val="20"/>
               </w:rPr>
-              <w:t xml:space="preserve">Y ese es el criterio que vas a ver aplicado tres veces más en este capítulo: cuando no </w:t>
-            </w:r>
-            <w:proofErr w:type="spellStart"/>
-            <w:r>
-              <w:rPr>
-                <w:rFonts w:cs="Calibri"/>
-                <w:color w:val="2A2A2A"/>
-                <w:sz w:val="20"/>
-              </w:rPr>
-              <w:t>podés</w:t>
-            </w:r>
-            <w:proofErr w:type="spellEnd"/>
-            <w:r>
-              <w:rPr>
-                <w:rFonts w:cs="Calibri"/>
-                <w:color w:val="2A2A2A"/>
-                <w:sz w:val="20"/>
-              </w:rPr>
-              <w:t xml:space="preserve"> evitar el error, </w:t>
+              <w:t xml:space="preserve">Y ese es el criterio que vas a ver aplicado tres veces más en este capítulo: cuando no podés evitar el error, </w:t>
             </w:r>
             <w:r>
               <w:rPr>
@@ -2053,23 +2036,7 @@
           <w:rFonts w:cs="Calibri"/>
           <w:color w:val="1A1A1A"/>
         </w:rPr>
-        <w:t xml:space="preserve">, que hace exactamente lo que uno querría: un coordinador </w:t>
-      </w:r>
-      <w:proofErr w:type="gramStart"/>
-      <w:r>
-        <w:rPr>
-          <w:rFonts w:cs="Calibri"/>
-          <w:color w:val="1A1A1A"/>
-        </w:rPr>
-        <w:t>le</w:t>
-      </w:r>
-      <w:proofErr w:type="gramEnd"/>
-      <w:r>
-        <w:rPr>
-          <w:rFonts w:cs="Calibri"/>
-          <w:color w:val="1A1A1A"/>
-        </w:rPr>
-        <w:t xml:space="preserve"> pregunta a todos los participantes </w:t>
+        <w:t xml:space="preserve">, que hace exactamente lo que uno querría: un coordinador le pregunta a todos los participantes </w:t>
       </w:r>
       <w:r>
         <w:rPr>
@@ -2077,25 +2044,7 @@
           <w:i/>
           <w:color w:val="1A1A1A"/>
         </w:rPr>
-        <w:t>"¿</w:t>
-      </w:r>
-      <w:proofErr w:type="spellStart"/>
-      <w:r>
-        <w:rPr>
-          <w:rFonts w:cs="Calibri"/>
-          <w:i/>
-          <w:color w:val="1A1A1A"/>
-        </w:rPr>
-        <w:t>podés</w:t>
-      </w:r>
-      <w:proofErr w:type="spellEnd"/>
-      <w:r>
-        <w:rPr>
-          <w:rFonts w:cs="Calibri"/>
-          <w:i/>
-          <w:color w:val="1A1A1A"/>
-        </w:rPr>
-        <w:t xml:space="preserve"> confirmar?"</w:t>
+        <w:t>"¿podés confirmar?"</w:t>
       </w:r>
       <w:r>
         <w:rPr>
@@ -2134,6 +2083,7 @@
           <w:rFonts w:cs="Calibri"/>
           <w:color w:val="1A1A1A"/>
         </w:rPr>
+        <w:lastRenderedPageBreak/>
         <w:t xml:space="preserve">Funciona, está demostrado, y </w:t>
       </w:r>
       <w:r>
@@ -2664,23 +2614,7 @@
           <w:rFonts w:cs="Calibri"/>
           <w:color w:val="1A1A1A"/>
         </w:rPr>
-        <w:t xml:space="preserve"> de </w:t>
-      </w:r>
-      <w:proofErr w:type="spellStart"/>
-      <w:r>
-        <w:rPr>
-          <w:rFonts w:cs="Calibri"/>
-          <w:color w:val="1A1A1A"/>
-        </w:rPr>
-        <w:t>Garcia</w:t>
-      </w:r>
-      <w:proofErr w:type="spellEnd"/>
-      <w:r>
-        <w:rPr>
-          <w:rFonts w:cs="Calibri"/>
-          <w:color w:val="1A1A1A"/>
-        </w:rPr>
-        <w:t xml:space="preserve">-Molina y Salem (1987) y popularizada después: </w:t>
+        <w:t xml:space="preserve"> de Garcia-Molina y Salem (1987) y popularizada después: </w:t>
       </w:r>
       <w:r>
         <w:rPr>
@@ -2705,7 +2639,6 @@
           <w:rFonts w:cs="Calibri"/>
           <w:color w:val="1A1A1A"/>
         </w:rPr>
-        <w:lastRenderedPageBreak/>
         <w:t xml:space="preserve">Y de ahí sale el patrón que este capítulo implementa, hoy conocido como </w:t>
       </w:r>
       <w:r>
@@ -2729,25 +2662,7 @@
           <w:i/>
           <w:color w:val="1A1A1A"/>
         </w:rPr>
-        <w:t xml:space="preserve">si no </w:t>
-      </w:r>
-      <w:proofErr w:type="spellStart"/>
-      <w:r>
-        <w:rPr>
-          <w:rFonts w:cs="Calibri"/>
-          <w:i/>
-          <w:color w:val="1A1A1A"/>
-        </w:rPr>
-        <w:t>podés</w:t>
-      </w:r>
-      <w:proofErr w:type="spellEnd"/>
-      <w:r>
-        <w:rPr>
-          <w:rFonts w:cs="Calibri"/>
-          <w:i/>
-          <w:color w:val="1A1A1A"/>
-        </w:rPr>
-        <w:t xml:space="preserve"> escribir atómicamente en los dos lugares, escribí atómicamente en uno solo —el que tiene transacciones— y que ese uno recuerde lo que hay que hacer en el otro.</w:t>
+        <w:t>si no podés escribir atómicamente en los dos lugares, escribí atómicamente en uno solo —el que tiene transacciones— y que ese uno recuerde lo que hay que hacer en el otro.</w:t>
       </w:r>
     </w:p>
     <w:p>
@@ -2918,29 +2833,67 @@
     </w:p>
     <w:p>
       <w:pPr>
-        <w:spacing w:before="120" w:after="40"/>
-        <w:jc w:val="center"/>
-      </w:pPr>
-      <w:r>
-        <w:rPr>
-          <w:rFonts w:cs="Calibri"/>
-          <w:i/>
-          <w:color w:val="A6A6A6"/>
-          <w:sz w:val="18"/>
-        </w:rPr>
-        <w:t xml:space="preserve">[ FIGURA 8.2 — pendiente de </w:t>
-      </w:r>
-      <w:proofErr w:type="gramStart"/>
-      <w:r>
-        <w:rPr>
-          <w:rFonts w:cs="Calibri"/>
-          <w:i/>
-          <w:color w:val="A6A6A6"/>
-          <w:sz w:val="18"/>
-        </w:rPr>
-        <w:t>inserción ]</w:t>
-      </w:r>
-      <w:proofErr w:type="gramEnd"/>
+        <w:pStyle w:val="Epgrafedefigura"/>
+        <w:spacing w:before="80" w:line="220" w:lineRule="auto"/>
+        <w:rPr>
+          <w:b/>
+        </w:rPr>
+      </w:pPr>
+      <w:r>
+        <w:rPr>
+          <w:b/>
+          <w:noProof/>
+        </w:rPr>
+        <w:lastRenderedPageBreak/>
+        <w:drawing>
+          <wp:inline distT="0" distB="0" distL="0" distR="0" wp14:anchorId="270D4D52" wp14:editId="53D2FD8C">
+            <wp:extent cx="5384165" cy="2385060"/>
+            <wp:effectExtent l="0" t="0" r="6985" b="0"/>
+            <wp:docPr id="811108449" name="Imagen 2"/>
+            <wp:cNvGraphicFramePr>
+              <a:graphicFrameLocks xmlns:a="http://schemas.openxmlformats.org/drawingml/2006/main" noChangeAspect="1"/>
+            </wp:cNvGraphicFramePr>
+            <a:graphic xmlns:a="http://schemas.openxmlformats.org/drawingml/2006/main">
+              <a:graphicData uri="http://schemas.openxmlformats.org/drawingml/2006/picture">
+                <pic:pic xmlns:pic="http://schemas.openxmlformats.org/drawingml/2006/picture">
+                  <pic:nvPicPr>
+                    <pic:cNvPr id="0" name="Picture 2"/>
+                    <pic:cNvPicPr>
+                      <a:picLocks noChangeAspect="1" noChangeArrowheads="1"/>
+                    </pic:cNvPicPr>
+                  </pic:nvPicPr>
+                  <pic:blipFill>
+                    <a:blip r:embed="rId8" cstate="print">
+                      <a:extLst>
+                        <a:ext uri="{28A0092B-C50C-407E-A947-70E740481C1C}">
+                          <a14:useLocalDpi xmlns:a14="http://schemas.microsoft.com/office/drawing/2010/main" val="0"/>
+                        </a:ext>
+                      </a:extLst>
+                    </a:blip>
+                    <a:srcRect/>
+                    <a:stretch>
+                      <a:fillRect/>
+                    </a:stretch>
+                  </pic:blipFill>
+                  <pic:spPr bwMode="auto">
+                    <a:xfrm>
+                      <a:off x="0" y="0"/>
+                      <a:ext cx="5384165" cy="2385060"/>
+                    </a:xfrm>
+                    <a:prstGeom prst="rect">
+                      <a:avLst/>
+                    </a:prstGeom>
+                    <a:noFill/>
+                    <a:ln>
+                      <a:noFill/>
+                    </a:ln>
+                  </pic:spPr>
+                </pic:pic>
+              </a:graphicData>
+            </a:graphic>
+          </wp:inline>
+        </w:drawing>
+      </w:r>
     </w:p>
     <w:p>
       <w:pPr>
@@ -3034,39 +2987,7 @@
           <w:rFonts w:cs="Calibri"/>
           <w:color w:val="1A1A1A"/>
         </w:rPr>
-        <w:t xml:space="preserve"> El </w:t>
-      </w:r>
-      <w:proofErr w:type="spellStart"/>
-      <w:r>
-        <w:rPr>
-          <w:rFonts w:cs="Calibri"/>
-          <w:color w:val="1A1A1A"/>
-        </w:rPr>
-        <w:t>Unit</w:t>
-      </w:r>
-      <w:proofErr w:type="spellEnd"/>
-      <w:r>
-        <w:rPr>
-          <w:rFonts w:cs="Calibri"/>
-          <w:color w:val="1A1A1A"/>
-        </w:rPr>
-        <w:t xml:space="preserve"> </w:t>
-      </w:r>
-      <w:proofErr w:type="spellStart"/>
-      <w:r>
-        <w:rPr>
-          <w:rFonts w:cs="Calibri"/>
-          <w:color w:val="1A1A1A"/>
-        </w:rPr>
-        <w:t>of</w:t>
-      </w:r>
-      <w:proofErr w:type="spellEnd"/>
-      <w:r>
-        <w:rPr>
-          <w:rFonts w:cs="Calibri"/>
-          <w:color w:val="1A1A1A"/>
-        </w:rPr>
-        <w:t xml:space="preserve"> Work confirma. Y acá está la frase que justifica todo el patrón:</w:t>
+        <w:t xml:space="preserve"> El Unit of Work confirma. Y acá está la frase que justifica todo el patrón:</w:t>
       </w:r>
     </w:p>
     <w:tbl>
@@ -3350,15 +3271,7 @@
           <w:rFonts w:cs="Calibri"/>
           <w:color w:val="1A1A1A"/>
         </w:rPr>
-        <w:t xml:space="preserve">, y esa diferencia </w:t>
-      </w:r>
-      <w:r>
-        <w:rPr>
-          <w:rFonts w:cs="Calibri"/>
-          <w:color w:val="1A1A1A"/>
-        </w:rPr>
-        <w:lastRenderedPageBreak/>
-        <w:t xml:space="preserve">es exactamente lo que permite correr varios trabajadores sobre el mismo buzón sin que se pisen: cada uno toma un lote distinto </w:t>
+        <w:t xml:space="preserve">, y esa diferencia es exactamente lo que permite correr varios trabajadores sobre el mismo buzón sin que se pisen: cada uno toma un lote distinto </w:t>
       </w:r>
       <w:r>
         <w:rPr>
@@ -3511,25 +3424,8 @@
                 <w:color w:val="2A2A2A"/>
                 <w:sz w:val="20"/>
               </w:rPr>
-              <w:t xml:space="preserve">Y </w:t>
-            </w:r>
-            <w:proofErr w:type="spellStart"/>
-            <w:r>
-              <w:rPr>
-                <w:rFonts w:cs="Calibri"/>
-                <w:color w:val="2A2A2A"/>
-                <w:sz w:val="20"/>
-              </w:rPr>
-              <w:t>fijate</w:t>
-            </w:r>
-            <w:proofErr w:type="spellEnd"/>
-            <w:r>
-              <w:rPr>
-                <w:rFonts w:cs="Calibri"/>
-                <w:color w:val="2A2A2A"/>
-                <w:sz w:val="20"/>
-              </w:rPr>
-              <w:t xml:space="preserve"> qué se hizo para lograrlo: </w:t>
+              <w:lastRenderedPageBreak/>
+              <w:t xml:space="preserve">Y fijate qué se hizo para lograrlo: </w:t>
             </w:r>
             <w:r>
               <w:rPr>
@@ -3616,25 +3512,7 @@
                 <w:color w:val="2A2A2A"/>
                 <w:sz w:val="20"/>
               </w:rPr>
-              <w:t xml:space="preserve">Ese movimiento —convertir un efecto en un dato para que participe de una transacción— es de las herramientas más potentes que te </w:t>
-            </w:r>
-            <w:proofErr w:type="spellStart"/>
-            <w:r>
-              <w:rPr>
-                <w:rFonts w:cs="Calibri"/>
-                <w:color w:val="2A2A2A"/>
-                <w:sz w:val="20"/>
-              </w:rPr>
-              <w:t>llevás</w:t>
-            </w:r>
-            <w:proofErr w:type="spellEnd"/>
-            <w:r>
-              <w:rPr>
-                <w:rFonts w:cs="Calibri"/>
-                <w:color w:val="2A2A2A"/>
-                <w:sz w:val="20"/>
-              </w:rPr>
-              <w:t xml:space="preserve"> del módulo. Cada vez que tengas que hacer algo irreversible dentro de una transacción, la pregunta correcta no es "¿cómo lo revierto?" sino </w:t>
+              <w:t xml:space="preserve">Ese movimiento —convertir un efecto en un dato para que participe de una transacción— es de las herramientas más potentes que te llevás del módulo. Cada vez que tengas que hacer algo irreversible dentro de una transacción, la pregunta correcta no es "¿cómo lo revierto?" sino </w:t>
             </w:r>
             <w:r>
               <w:rPr>
@@ -3666,6 +3544,7 @@
         <w:spacing w:before="320" w:after="120"/>
       </w:pPr>
       <w:r>
+        <w:lastRenderedPageBreak/>
         <w:t>8.5. Anatomía de una fila del buzón</w:t>
       </w:r>
     </w:p>
@@ -4136,25 +4015,13 @@
                 <w:sz w:val="19"/>
               </w:rPr>
             </w:pPr>
-            <w:proofErr w:type="spellStart"/>
-            <w:proofErr w:type="gramStart"/>
             <w:r>
               <w:rPr>
                 <w:rFonts w:cs="Calibri"/>
                 <w:color w:val="1A1A1A"/>
                 <w:sz w:val="19"/>
               </w:rPr>
-              <w:t>Cuándo</w:t>
-            </w:r>
-            <w:proofErr w:type="spellEnd"/>
-            <w:proofErr w:type="gramEnd"/>
-            <w:r>
-              <w:rPr>
-                <w:rFonts w:cs="Calibri"/>
-                <w:color w:val="1A1A1A"/>
-                <w:sz w:val="19"/>
-              </w:rPr>
-              <w:t xml:space="preserve"> ocurrió el hecho</w:t>
+              <w:t>Cuándo ocurrió el hecho</w:t>
             </w:r>
           </w:p>
         </w:tc>
@@ -4486,7 +4353,6 @@
           <w:rFonts w:cs="Calibri"/>
           <w:color w:val="1A1A1A"/>
         </w:rPr>
-        <w:lastRenderedPageBreak/>
         <w:t xml:space="preserve">Y </w:t>
       </w:r>
       <w:r>
@@ -4614,6 +4480,7 @@
                 <w:color w:val="4B2E83"/>
                 <w:sz w:val="20"/>
               </w:rPr>
+              <w:lastRenderedPageBreak/>
               <w:t>📌</w:t>
             </w:r>
             <w:r>
@@ -4636,23 +4503,13 @@
                 <w:sz w:val="20"/>
               </w:rPr>
             </w:pPr>
-            <w:proofErr w:type="spellStart"/>
             <w:r>
               <w:rPr>
                 <w:rFonts w:cs="Calibri"/>
                 <w:color w:val="2A2A2A"/>
                 <w:sz w:val="20"/>
               </w:rPr>
-              <w:t>Fijate</w:t>
-            </w:r>
-            <w:proofErr w:type="spellEnd"/>
-            <w:r>
-              <w:rPr>
-                <w:rFonts w:cs="Calibri"/>
-                <w:color w:val="2A2A2A"/>
-                <w:sz w:val="20"/>
-              </w:rPr>
-              <w:t xml:space="preserve"> en la primera fila de la tabla, porque hace algo que no es obvio:</w:t>
+              <w:t>Fijate en la primera fila de la tabla, porque hace algo que no es obvio:</w:t>
             </w:r>
           </w:p>
           <w:p>
@@ -4980,48 +4837,14 @@
           <w:i/>
           <w:color w:val="1A1A1A"/>
         </w:rPr>
-        <w:t xml:space="preserve">"exactamente la lógica que ya vive en los </w:t>
-      </w:r>
-      <w:proofErr w:type="spellStart"/>
-      <w:r>
-        <w:rPr>
-          <w:rFonts w:cs="Calibri"/>
-          <w:i/>
-          <w:color w:val="1A1A1A"/>
-        </w:rPr>
-        <w:t>schemas</w:t>
-      </w:r>
-      <w:proofErr w:type="spellEnd"/>
-      <w:r>
-        <w:rPr>
-          <w:rFonts w:cs="Calibri"/>
-          <w:i/>
-          <w:color w:val="1A1A1A"/>
-        </w:rPr>
-        <w:t>"</w:t>
-      </w:r>
-      <w:r>
-        <w:rPr>
-          <w:rFonts w:cs="Calibri"/>
-          <w:color w:val="1A1A1A"/>
-        </w:rPr>
-        <w:t xml:space="preserve">. Se estaría duplicando la decisión de qué ve </w:t>
-      </w:r>
-      <w:proofErr w:type="gramStart"/>
-      <w:r>
-        <w:rPr>
-          <w:rFonts w:cs="Calibri"/>
-          <w:color w:val="1A1A1A"/>
-        </w:rPr>
-        <w:t>cada quien</w:t>
-      </w:r>
-      <w:proofErr w:type="gramEnd"/>
-      <w:r>
-        <w:rPr>
-          <w:rFonts w:cs="Calibri"/>
-          <w:color w:val="1A1A1A"/>
-        </w:rPr>
-        <w:t>, en un segundo lugar, con la posibilidad de que las dos versiones se desincronicen.</w:t>
+        <w:t>"exactamente la lógica que ya vive en los schemas"</w:t>
+      </w:r>
+      <w:r>
+        <w:rPr>
+          <w:rFonts w:cs="Calibri"/>
+          <w:color w:val="1A1A1A"/>
+        </w:rPr>
+        <w:t>. Se estaría duplicando la decisión de qué ve cada quien, en un segundo lugar, con la posibilidad de que las dos versiones se desincronicen.</w:t>
       </w:r>
     </w:p>
     <w:p>
@@ -5150,22 +4973,133 @@
         <w:rPr>
           <w:rFonts w:cs="Calibri"/>
           <w:i/>
+          <w:noProof/>
           <w:color w:val="A6A6A6"/>
           <w:sz w:val="18"/>
         </w:rPr>
-        <w:t xml:space="preserve">[ FIGURA 8.3 — pendiente de </w:t>
-      </w:r>
-      <w:proofErr w:type="gramStart"/>
+        <w:drawing>
+          <wp:inline distT="0" distB="0" distL="0" distR="0" wp14:anchorId="78EB32A0" wp14:editId="73425C11">
+            <wp:extent cx="5783491" cy="1320710"/>
+            <wp:effectExtent l="0" t="0" r="0" b="0"/>
+            <wp:docPr id="1346695073" name="Imagen 3"/>
+            <wp:cNvGraphicFramePr>
+              <a:graphicFrameLocks xmlns:a="http://schemas.openxmlformats.org/drawingml/2006/main" noChangeAspect="1"/>
+            </wp:cNvGraphicFramePr>
+            <a:graphic xmlns:a="http://schemas.openxmlformats.org/drawingml/2006/main">
+              <a:graphicData uri="http://schemas.openxmlformats.org/drawingml/2006/picture">
+                <pic:pic xmlns:pic="http://schemas.openxmlformats.org/drawingml/2006/picture">
+                  <pic:nvPicPr>
+                    <pic:cNvPr id="0" name="Picture 3"/>
+                    <pic:cNvPicPr>
+                      <a:picLocks noChangeAspect="1" noChangeArrowheads="1"/>
+                    </pic:cNvPicPr>
+                  </pic:nvPicPr>
+                  <pic:blipFill rotWithShape="1">
+                    <a:blip r:embed="rId9" cstate="print">
+                      <a:extLst>
+                        <a:ext uri="{28A0092B-C50C-407E-A947-70E740481C1C}">
+                          <a14:useLocalDpi xmlns:a14="http://schemas.microsoft.com/office/drawing/2010/main" val="0"/>
+                        </a:ext>
+                      </a:extLst>
+                    </a:blip>
+                    <a:srcRect r="41692"/>
+                    <a:stretch>
+                      <a:fillRect/>
+                    </a:stretch>
+                  </pic:blipFill>
+                  <pic:spPr bwMode="auto">
+                    <a:xfrm>
+                      <a:off x="0" y="0"/>
+                      <a:ext cx="5835575" cy="1332604"/>
+                    </a:xfrm>
+                    <a:prstGeom prst="rect">
+                      <a:avLst/>
+                    </a:prstGeom>
+                    <a:noFill/>
+                    <a:ln>
+                      <a:noFill/>
+                    </a:ln>
+                    <a:extLst>
+                      <a:ext uri="{53640926-AAD7-44D8-BBD7-CCE9431645EC}">
+                        <a14:shadowObscured xmlns:a14="http://schemas.microsoft.com/office/drawing/2010/main"/>
+                      </a:ext>
+                    </a:extLst>
+                  </pic:spPr>
+                </pic:pic>
+              </a:graphicData>
+            </a:graphic>
+          </wp:inline>
+        </w:drawing>
+      </w:r>
+    </w:p>
+    <w:p>
+      <w:pPr>
+        <w:spacing w:before="120" w:after="40"/>
+        <w:jc w:val="center"/>
+      </w:pPr>
       <w:r>
         <w:rPr>
           <w:rFonts w:cs="Calibri"/>
           <w:i/>
+          <w:noProof/>
           <w:color w:val="A6A6A6"/>
           <w:sz w:val="18"/>
         </w:rPr>
-        <w:t>inserción ]</w:t>
-      </w:r>
-      <w:proofErr w:type="gramEnd"/>
+        <w:lastRenderedPageBreak/>
+        <w:drawing>
+          <wp:inline distT="0" distB="0" distL="0" distR="0" wp14:anchorId="7FD58B92" wp14:editId="26A717A2">
+            <wp:extent cx="4045831" cy="1288111"/>
+            <wp:effectExtent l="0" t="0" r="0" b="7620"/>
+            <wp:docPr id="699422256" name="Imagen 3"/>
+            <wp:cNvGraphicFramePr>
+              <a:graphicFrameLocks xmlns:a="http://schemas.openxmlformats.org/drawingml/2006/main" noChangeAspect="1"/>
+            </wp:cNvGraphicFramePr>
+            <a:graphic xmlns:a="http://schemas.openxmlformats.org/drawingml/2006/main">
+              <a:graphicData uri="http://schemas.openxmlformats.org/drawingml/2006/picture">
+                <pic:pic xmlns:pic="http://schemas.openxmlformats.org/drawingml/2006/picture">
+                  <pic:nvPicPr>
+                    <pic:cNvPr id="0" name="Picture 3"/>
+                    <pic:cNvPicPr>
+                      <a:picLocks noChangeAspect="1" noChangeArrowheads="1"/>
+                    </pic:cNvPicPr>
+                  </pic:nvPicPr>
+                  <pic:blipFill rotWithShape="1">
+                    <a:blip r:embed="rId10" cstate="print">
+                      <a:extLst>
+                        <a:ext uri="{28A0092B-C50C-407E-A947-70E740481C1C}">
+                          <a14:useLocalDpi xmlns:a14="http://schemas.microsoft.com/office/drawing/2010/main" val="0"/>
+                        </a:ext>
+                      </a:extLst>
+                    </a:blip>
+                    <a:srcRect l="58200"/>
+                    <a:stretch>
+                      <a:fillRect/>
+                    </a:stretch>
+                  </pic:blipFill>
+                  <pic:spPr bwMode="auto">
+                    <a:xfrm>
+                      <a:off x="0" y="0"/>
+                      <a:ext cx="4075404" cy="1297526"/>
+                    </a:xfrm>
+                    <a:prstGeom prst="rect">
+                      <a:avLst/>
+                    </a:prstGeom>
+                    <a:noFill/>
+                    <a:ln>
+                      <a:noFill/>
+                    </a:ln>
+                    <a:extLst>
+                      <a:ext uri="{53640926-AAD7-44D8-BBD7-CCE9431645EC}">
+                        <a14:shadowObscured xmlns:a14="http://schemas.microsoft.com/office/drawing/2010/main"/>
+                      </a:ext>
+                    </a:extLst>
+                  </pic:spPr>
+                </pic:pic>
+              </a:graphicData>
+            </a:graphic>
+          </wp:inline>
+        </w:drawing>
+      </w:r>
     </w:p>
     <w:p>
       <w:pPr>
@@ -5196,7 +5130,6 @@
           <w:rFonts w:cs="Calibri"/>
           <w:color w:val="1A1A1A"/>
         </w:rPr>
-        <w:lastRenderedPageBreak/>
         <w:t xml:space="preserve">Esas dos palabras merecen desarmarse porque son el fundamento de la decisión. </w:t>
       </w:r>
       <w:r>
@@ -5329,25 +5262,7 @@
                 <w:color w:val="2A2A2A"/>
                 <w:sz w:val="20"/>
               </w:rPr>
-              <w:t xml:space="preserve">Y </w:t>
-            </w:r>
-            <w:proofErr w:type="spellStart"/>
-            <w:r>
-              <w:rPr>
-                <w:rFonts w:cs="Calibri"/>
-                <w:color w:val="2A2A2A"/>
-                <w:sz w:val="20"/>
-              </w:rPr>
-              <w:t>mirá</w:t>
-            </w:r>
-            <w:proofErr w:type="spellEnd"/>
-            <w:r>
-              <w:rPr>
-                <w:rFonts w:cs="Calibri"/>
-                <w:color w:val="2A2A2A"/>
-                <w:sz w:val="20"/>
-              </w:rPr>
-              <w:t xml:space="preserve"> lo que se gana con esa distinción:</w:t>
+              <w:t>Y mirá lo que se gana con esa distinción:</w:t>
             </w:r>
           </w:p>
           <w:tbl>
@@ -5824,25 +5739,7 @@
                 <w:color w:val="2A2A2A"/>
                 <w:sz w:val="20"/>
               </w:rPr>
-              <w:t xml:space="preserve">Cuando alguien te proponga "mandemos el objeto en el evento así es más rápido", ya </w:t>
-            </w:r>
-            <w:proofErr w:type="spellStart"/>
-            <w:r>
-              <w:rPr>
-                <w:rFonts w:cs="Calibri"/>
-                <w:color w:val="2A2A2A"/>
-                <w:sz w:val="20"/>
-              </w:rPr>
-              <w:t>sabés</w:t>
-            </w:r>
-            <w:proofErr w:type="spellEnd"/>
-            <w:r>
-              <w:rPr>
-                <w:rFonts w:cs="Calibri"/>
-                <w:color w:val="2A2A2A"/>
-                <w:sz w:val="20"/>
-              </w:rPr>
-              <w:t xml:space="preserve"> las cuatro cosas que se rompen.</w:t>
+              <w:t>Cuando alguien te proponga "mandemos el objeto en el evento así es más rápido", ya sabés las cuatro cosas que se rompen.</w:t>
             </w:r>
           </w:p>
           <w:p>
@@ -5902,29 +5799,66 @@
     </w:p>
     <w:p>
       <w:pPr>
-        <w:spacing w:before="120" w:after="40"/>
-        <w:jc w:val="center"/>
-      </w:pPr>
-      <w:r>
-        <w:rPr>
-          <w:rFonts w:cs="Calibri"/>
-          <w:i/>
-          <w:color w:val="A6A6A6"/>
-          <w:sz w:val="18"/>
-        </w:rPr>
-        <w:t xml:space="preserve">[ FIGURA 8.4 — pendiente de </w:t>
-      </w:r>
-      <w:proofErr w:type="gramStart"/>
-      <w:r>
-        <w:rPr>
-          <w:rFonts w:cs="Calibri"/>
-          <w:i/>
-          <w:color w:val="A6A6A6"/>
-          <w:sz w:val="18"/>
-        </w:rPr>
-        <w:t>inserción ]</w:t>
-      </w:r>
-      <w:proofErr w:type="gramEnd"/>
+        <w:pStyle w:val="Epgrafedefigura"/>
+        <w:spacing w:before="80" w:line="220" w:lineRule="auto"/>
+        <w:rPr>
+          <w:b/>
+        </w:rPr>
+      </w:pPr>
+      <w:r>
+        <w:rPr>
+          <w:b/>
+          <w:noProof/>
+        </w:rPr>
+        <w:drawing>
+          <wp:inline distT="0" distB="0" distL="0" distR="0" wp14:anchorId="4DEC9FBE" wp14:editId="154E5148">
+            <wp:extent cx="5826132" cy="1463234"/>
+            <wp:effectExtent l="0" t="0" r="3175" b="3810"/>
+            <wp:docPr id="365259753" name="Imagen 4"/>
+            <wp:cNvGraphicFramePr>
+              <a:graphicFrameLocks xmlns:a="http://schemas.openxmlformats.org/drawingml/2006/main" noChangeAspect="1"/>
+            </wp:cNvGraphicFramePr>
+            <a:graphic xmlns:a="http://schemas.openxmlformats.org/drawingml/2006/main">
+              <a:graphicData uri="http://schemas.openxmlformats.org/drawingml/2006/picture">
+                <pic:pic xmlns:pic="http://schemas.openxmlformats.org/drawingml/2006/picture">
+                  <pic:nvPicPr>
+                    <pic:cNvPr id="0" name="Picture 4"/>
+                    <pic:cNvPicPr>
+                      <a:picLocks noChangeAspect="1" noChangeArrowheads="1"/>
+                    </pic:cNvPicPr>
+                  </pic:nvPicPr>
+                  <pic:blipFill>
+                    <a:blip r:embed="rId11" cstate="print">
+                      <a:extLst>
+                        <a:ext uri="{28A0092B-C50C-407E-A947-70E740481C1C}">
+                          <a14:useLocalDpi xmlns:a14="http://schemas.microsoft.com/office/drawing/2010/main" val="0"/>
+                        </a:ext>
+                      </a:extLst>
+                    </a:blip>
+                    <a:srcRect/>
+                    <a:stretch>
+                      <a:fillRect/>
+                    </a:stretch>
+                  </pic:blipFill>
+                  <pic:spPr bwMode="auto">
+                    <a:xfrm>
+                      <a:off x="0" y="0"/>
+                      <a:ext cx="5833145" cy="1464995"/>
+                    </a:xfrm>
+                    <a:prstGeom prst="rect">
+                      <a:avLst/>
+                    </a:prstGeom>
+                    <a:noFill/>
+                    <a:ln>
+                      <a:noFill/>
+                    </a:ln>
+                  </pic:spPr>
+                </pic:pic>
+              </a:graphicData>
+            </a:graphic>
+          </wp:inline>
+        </w:drawing>
+      </w:r>
     </w:p>
     <w:p>
       <w:pPr>
@@ -5935,6 +5869,7 @@
         <w:rPr>
           <w:b/>
         </w:rPr>
+        <w:lastRenderedPageBreak/>
         <w:t xml:space="preserve">Figura 8.4. </w:t>
       </w:r>
       <w:r>
@@ -6155,7 +6090,6 @@
           <w:b/>
           <w:color w:val="1A1A1A"/>
         </w:rPr>
-        <w:lastRenderedPageBreak/>
         <w:t>TB-03 — Ninguna tarea recibe objetos como argumento.</w:t>
       </w:r>
       <w:r>
@@ -6289,25 +6223,7 @@
                 <w:color w:val="2A2A2A"/>
                 <w:sz w:val="20"/>
               </w:rPr>
-              <w:t xml:space="preserve">TB-03 parece una restricción caprichosa hasta que ves el caso, y entonces no lo </w:t>
-            </w:r>
-            <w:proofErr w:type="spellStart"/>
-            <w:r>
-              <w:rPr>
-                <w:rFonts w:cs="Calibri"/>
-                <w:color w:val="2A2A2A"/>
-                <w:sz w:val="20"/>
-              </w:rPr>
-              <w:t>olvidás</w:t>
-            </w:r>
-            <w:proofErr w:type="spellEnd"/>
-            <w:r>
-              <w:rPr>
-                <w:rFonts w:cs="Calibri"/>
-                <w:color w:val="2A2A2A"/>
-                <w:sz w:val="20"/>
-              </w:rPr>
-              <w:t xml:space="preserve"> más:</w:t>
+              <w:t>TB-03 parece una restricción caprichosa hasta que ves el caso, y entonces no lo olvidás más:</w:t>
             </w:r>
           </w:p>
           <w:p>
@@ -6335,33 +6251,11 @@
                 <w:sz w:val="18"/>
               </w:rPr>
             </w:pPr>
-            <w:proofErr w:type="spellStart"/>
             <w:r>
               <w:rPr>
                 <w:sz w:val="18"/>
               </w:rPr>
-              <w:t>await</w:t>
-            </w:r>
-            <w:proofErr w:type="spellEnd"/>
-            <w:r>
-              <w:rPr>
-                <w:sz w:val="18"/>
-              </w:rPr>
-              <w:t xml:space="preserve"> </w:t>
-            </w:r>
-            <w:proofErr w:type="spellStart"/>
-            <w:r>
-              <w:rPr>
-                <w:sz w:val="18"/>
-              </w:rPr>
-              <w:t>notificar_cambio_estado.kiq</w:t>
-            </w:r>
-            <w:proofErr w:type="spellEnd"/>
-            <w:r>
-              <w:rPr>
-                <w:sz w:val="18"/>
-              </w:rPr>
-              <w:t>(pedido)</w:t>
+              <w:t>await notificar_cambio_estado.kiq(pedido)</w:t>
             </w:r>
           </w:p>
           <w:p>
@@ -6399,47 +6293,11 @@
                 <w:sz w:val="18"/>
               </w:rPr>
             </w:pPr>
-            <w:proofErr w:type="spellStart"/>
             <w:r>
               <w:rPr>
                 <w:sz w:val="18"/>
               </w:rPr>
-              <w:t>await</w:t>
-            </w:r>
-            <w:proofErr w:type="spellEnd"/>
-            <w:r>
-              <w:rPr>
-                <w:sz w:val="18"/>
-              </w:rPr>
-              <w:t xml:space="preserve"> </w:t>
-            </w:r>
-            <w:proofErr w:type="spellStart"/>
-            <w:r>
-              <w:rPr>
-                <w:sz w:val="18"/>
-              </w:rPr>
-              <w:t>notificar_cambio_estado.kiq</w:t>
-            </w:r>
-            <w:proofErr w:type="spellEnd"/>
-            <w:r>
-              <w:rPr>
-                <w:sz w:val="18"/>
-              </w:rPr>
-              <w:t>(</w:t>
-            </w:r>
-            <w:proofErr w:type="spellStart"/>
-            <w:r>
-              <w:rPr>
-                <w:sz w:val="18"/>
-              </w:rPr>
-              <w:t>pedido.id</w:t>
-            </w:r>
-            <w:proofErr w:type="spellEnd"/>
-            <w:r>
-              <w:rPr>
-                <w:sz w:val="18"/>
-              </w:rPr>
-              <w:t>)</w:t>
+              <w:t>await notificar_cambio_estado.kiq(pedido.id)</w:t>
             </w:r>
           </w:p>
           <w:p>
@@ -6512,27 +6370,7 @@
                 <w:color w:val="2A2A2A"/>
                 <w:sz w:val="20"/>
               </w:rPr>
-              <w:t xml:space="preserve">le </w:t>
-            </w:r>
-            <w:proofErr w:type="spellStart"/>
-            <w:r>
-              <w:rPr>
-                <w:rFonts w:cs="Calibri"/>
-                <w:b/>
-                <w:color w:val="2A2A2A"/>
-                <w:sz w:val="20"/>
-              </w:rPr>
-              <w:t>mandás</w:t>
-            </w:r>
-            <w:proofErr w:type="spellEnd"/>
-            <w:r>
-              <w:rPr>
-                <w:rFonts w:cs="Calibri"/>
-                <w:b/>
-                <w:color w:val="2A2A2A"/>
-                <w:sz w:val="20"/>
-              </w:rPr>
-              <w:t xml:space="preserve"> al cliente un correo diciéndole que su pedido está en preparación, cuando ya está cancelado.</w:t>
+              <w:t>le mandás al cliente un correo diciéndole que su pedido está en preparación, cuando ya está cancelado.</w:t>
             </w:r>
             <w:r>
               <w:rPr>
@@ -6612,25 +6450,7 @@
                 <w:color w:val="2A2A2A"/>
                 <w:sz w:val="20"/>
               </w:rPr>
-              <w:t xml:space="preserve"> Si mañana le </w:t>
-            </w:r>
-            <w:proofErr w:type="spellStart"/>
-            <w:r>
-              <w:rPr>
-                <w:rFonts w:cs="Calibri"/>
-                <w:color w:val="2A2A2A"/>
-                <w:sz w:val="20"/>
-              </w:rPr>
-              <w:t>agregás</w:t>
-            </w:r>
-            <w:proofErr w:type="spellEnd"/>
-            <w:r>
-              <w:rPr>
-                <w:rFonts w:cs="Calibri"/>
-                <w:color w:val="2A2A2A"/>
-                <w:sz w:val="20"/>
-              </w:rPr>
-              <w:t xml:space="preserve"> un campo al modelo, los mensajes que ya estaban encolados </w:t>
+              <w:t xml:space="preserve"> Si mañana le agregás un campo al modelo, los mensajes que ya estaban encolados </w:t>
             </w:r>
             <w:r>
               <w:rPr>
@@ -6679,43 +6499,7 @@
           <w:b/>
           <w:color w:val="1A1A1A"/>
         </w:rPr>
-        <w:t xml:space="preserve">TB-04 — Toda tarea abre su propia sesión y su propio </w:t>
-      </w:r>
-      <w:proofErr w:type="spellStart"/>
-      <w:r>
-        <w:rPr>
-          <w:rFonts w:cs="Calibri"/>
-          <w:b/>
-          <w:color w:val="1A1A1A"/>
-        </w:rPr>
-        <w:t>Unit</w:t>
-      </w:r>
-      <w:proofErr w:type="spellEnd"/>
-      <w:r>
-        <w:rPr>
-          <w:rFonts w:cs="Calibri"/>
-          <w:b/>
-          <w:color w:val="1A1A1A"/>
-        </w:rPr>
-        <w:t xml:space="preserve"> </w:t>
-      </w:r>
-      <w:proofErr w:type="spellStart"/>
-      <w:r>
-        <w:rPr>
-          <w:rFonts w:cs="Calibri"/>
-          <w:b/>
-          <w:color w:val="1A1A1A"/>
-        </w:rPr>
-        <w:t>of</w:t>
-      </w:r>
-      <w:proofErr w:type="spellEnd"/>
-      <w:r>
-        <w:rPr>
-          <w:rFonts w:cs="Calibri"/>
-          <w:b/>
-          <w:color w:val="1A1A1A"/>
-        </w:rPr>
-        <w:t xml:space="preserve"> Work, y llama al mismo servicio que llamaría un enrutador.</w:t>
+        <w:t>TB-04 — Toda tarea abre su propia sesión y su propio Unit of Work, y llama al mismo servicio que llamaría un enrutador.</w:t>
       </w:r>
       <w:r>
         <w:rPr>
@@ -6811,6 +6595,7 @@
                 <w:color w:val="2A2A2A"/>
                 <w:sz w:val="20"/>
               </w:rPr>
+              <w:lastRenderedPageBreak/>
               <w:t xml:space="preserve">Una tarea que falla en silencio para siempre es </w:t>
             </w:r>
             <w:r>
@@ -6983,25 +6768,7 @@
                 <w:color w:val="2A2A2A"/>
                 <w:sz w:val="20"/>
               </w:rPr>
-              <w:t xml:space="preserve">TB-01 es la regla más importante del capítulo y la que más se viola sin darse cuenta. </w:t>
-            </w:r>
-            <w:proofErr w:type="spellStart"/>
-            <w:r>
-              <w:rPr>
-                <w:rFonts w:cs="Calibri"/>
-                <w:color w:val="2A2A2A"/>
-                <w:sz w:val="20"/>
-              </w:rPr>
-              <w:t>Fijate</w:t>
-            </w:r>
-            <w:proofErr w:type="spellEnd"/>
-            <w:r>
-              <w:rPr>
-                <w:rFonts w:cs="Calibri"/>
-                <w:color w:val="2A2A2A"/>
-                <w:sz w:val="20"/>
-              </w:rPr>
-              <w:t xml:space="preserve"> el caso típico:</w:t>
+              <w:t>TB-01 es la regla más importante del capítulo y la que más se viola sin darse cuenta. Fijate el caso típico:</w:t>
             </w:r>
           </w:p>
           <w:p>
@@ -7017,7 +6784,6 @@
               <w:rPr>
                 <w:sz w:val="18"/>
               </w:rPr>
-              <w:lastRenderedPageBreak/>
               <w:t># MAL: la operación depende de la tarea</w:t>
             </w:r>
           </w:p>
@@ -7030,69 +6796,11 @@
                 <w:sz w:val="18"/>
               </w:rPr>
             </w:pPr>
-            <w:proofErr w:type="spellStart"/>
             <w:r>
               <w:rPr>
                 <w:sz w:val="18"/>
               </w:rPr>
-              <w:t>async</w:t>
-            </w:r>
-            <w:proofErr w:type="spellEnd"/>
-            <w:r>
-              <w:rPr>
-                <w:sz w:val="18"/>
-              </w:rPr>
-              <w:t xml:space="preserve"> </w:t>
-            </w:r>
-            <w:proofErr w:type="spellStart"/>
-            <w:r>
-              <w:rPr>
-                <w:sz w:val="18"/>
-              </w:rPr>
-              <w:t>def</w:t>
-            </w:r>
-            <w:proofErr w:type="spellEnd"/>
-            <w:r>
-              <w:rPr>
-                <w:sz w:val="18"/>
-              </w:rPr>
-              <w:t xml:space="preserve"> </w:t>
-            </w:r>
-            <w:proofErr w:type="spellStart"/>
-            <w:r>
-              <w:rPr>
-                <w:sz w:val="18"/>
-              </w:rPr>
-              <w:t>registrar_</w:t>
-            </w:r>
-            <w:proofErr w:type="gramStart"/>
-            <w:r>
-              <w:rPr>
-                <w:sz w:val="18"/>
-              </w:rPr>
-              <w:t>usuario</w:t>
-            </w:r>
-            <w:proofErr w:type="spellEnd"/>
-            <w:r>
-              <w:rPr>
-                <w:sz w:val="18"/>
-              </w:rPr>
-              <w:t>(</w:t>
-            </w:r>
-            <w:proofErr w:type="spellStart"/>
-            <w:proofErr w:type="gramEnd"/>
-            <w:r>
-              <w:rPr>
-                <w:sz w:val="18"/>
-              </w:rPr>
-              <w:t>uow</w:t>
-            </w:r>
-            <w:proofErr w:type="spellEnd"/>
-            <w:r>
-              <w:rPr>
-                <w:sz w:val="18"/>
-              </w:rPr>
-              <w:t>, datos):</w:t>
+              <w:t>async def registrar_usuario(uow, datos):</w:t>
             </w:r>
           </w:p>
           <w:p>
@@ -7108,43 +6816,7 @@
               <w:rPr>
                 <w:sz w:val="18"/>
               </w:rPr>
-              <w:t xml:space="preserve">    usuario = </w:t>
-            </w:r>
-            <w:proofErr w:type="spellStart"/>
-            <w:r>
-              <w:rPr>
-                <w:sz w:val="18"/>
-              </w:rPr>
-              <w:t>await</w:t>
-            </w:r>
-            <w:proofErr w:type="spellEnd"/>
-            <w:r>
-              <w:rPr>
-                <w:sz w:val="18"/>
-              </w:rPr>
-              <w:t xml:space="preserve"> </w:t>
-            </w:r>
-            <w:proofErr w:type="spellStart"/>
-            <w:proofErr w:type="gramStart"/>
-            <w:r>
-              <w:rPr>
-                <w:sz w:val="18"/>
-              </w:rPr>
-              <w:t>uow.usuarios</w:t>
-            </w:r>
-            <w:proofErr w:type="gramEnd"/>
-            <w:r>
-              <w:rPr>
-                <w:sz w:val="18"/>
-              </w:rPr>
-              <w:t>.create</w:t>
-            </w:r>
-            <w:proofErr w:type="spellEnd"/>
-            <w:r>
-              <w:rPr>
-                <w:sz w:val="18"/>
-              </w:rPr>
-              <w:t>(...)</w:t>
+              <w:t xml:space="preserve">    usuario = await uow.usuarios.create(...)</w:t>
             </w:r>
           </w:p>
           <w:p>
@@ -7160,57 +6832,7 @@
               <w:rPr>
                 <w:sz w:val="18"/>
               </w:rPr>
-              <w:t xml:space="preserve">    </w:t>
-            </w:r>
-            <w:proofErr w:type="spellStart"/>
-            <w:r>
-              <w:rPr>
-                <w:sz w:val="18"/>
-              </w:rPr>
-              <w:t>await</w:t>
-            </w:r>
-            <w:proofErr w:type="spellEnd"/>
-            <w:r>
-              <w:rPr>
-                <w:sz w:val="18"/>
-              </w:rPr>
-              <w:t xml:space="preserve"> </w:t>
-            </w:r>
-            <w:proofErr w:type="spellStart"/>
-            <w:r>
-              <w:rPr>
-                <w:sz w:val="18"/>
-              </w:rPr>
-              <w:t>enviar_mail_verificacion.kiq</w:t>
-            </w:r>
-            <w:proofErr w:type="spellEnd"/>
-            <w:r>
-              <w:rPr>
-                <w:sz w:val="18"/>
-              </w:rPr>
-              <w:t>(</w:t>
-            </w:r>
-            <w:proofErr w:type="spellStart"/>
-            <w:proofErr w:type="gramStart"/>
-            <w:r>
-              <w:rPr>
-                <w:sz w:val="18"/>
-              </w:rPr>
-              <w:t>usuario.id</w:t>
-            </w:r>
-            <w:proofErr w:type="spellEnd"/>
-            <w:r>
-              <w:rPr>
-                <w:sz w:val="18"/>
-              </w:rPr>
-              <w:t xml:space="preserve">)   </w:t>
-            </w:r>
-            <w:proofErr w:type="gramEnd"/>
-            <w:r>
-              <w:rPr>
-                <w:sz w:val="18"/>
-              </w:rPr>
-              <w:t># si esto falla...</w:t>
+              <w:t xml:space="preserve">    await enviar_mail_verificacion.kiq(usuario.id)   # si esto falla...</w:t>
             </w:r>
           </w:p>
           <w:p>
@@ -7226,21 +6848,7 @@
               <w:rPr>
                 <w:sz w:val="18"/>
               </w:rPr>
-              <w:t xml:space="preserve">    </w:t>
-            </w:r>
-            <w:proofErr w:type="spellStart"/>
-            <w:r>
-              <w:rPr>
-                <w:sz w:val="18"/>
-              </w:rPr>
-              <w:t>return</w:t>
-            </w:r>
-            <w:proofErr w:type="spellEnd"/>
-            <w:r>
-              <w:rPr>
-                <w:sz w:val="18"/>
-              </w:rPr>
-              <w:t xml:space="preserve"> usuario                                   # el usuario no puede verificar</w:t>
+              <w:t xml:space="preserve">    return usuario                                   # el usuario no puede verificar</w:t>
             </w:r>
           </w:p>
           <w:p>
@@ -7278,69 +6886,11 @@
                 <w:sz w:val="18"/>
               </w:rPr>
             </w:pPr>
-            <w:proofErr w:type="spellStart"/>
             <w:r>
               <w:rPr>
                 <w:sz w:val="18"/>
               </w:rPr>
-              <w:t>async</w:t>
-            </w:r>
-            <w:proofErr w:type="spellEnd"/>
-            <w:r>
-              <w:rPr>
-                <w:sz w:val="18"/>
-              </w:rPr>
-              <w:t xml:space="preserve"> </w:t>
-            </w:r>
-            <w:proofErr w:type="spellStart"/>
-            <w:r>
-              <w:rPr>
-                <w:sz w:val="18"/>
-              </w:rPr>
-              <w:t>def</w:t>
-            </w:r>
-            <w:proofErr w:type="spellEnd"/>
-            <w:r>
-              <w:rPr>
-                <w:sz w:val="18"/>
-              </w:rPr>
-              <w:t xml:space="preserve"> </w:t>
-            </w:r>
-            <w:proofErr w:type="spellStart"/>
-            <w:r>
-              <w:rPr>
-                <w:sz w:val="18"/>
-              </w:rPr>
-              <w:t>registrar_</w:t>
-            </w:r>
-            <w:proofErr w:type="gramStart"/>
-            <w:r>
-              <w:rPr>
-                <w:sz w:val="18"/>
-              </w:rPr>
-              <w:t>usuario</w:t>
-            </w:r>
-            <w:proofErr w:type="spellEnd"/>
-            <w:r>
-              <w:rPr>
-                <w:sz w:val="18"/>
-              </w:rPr>
-              <w:t>(</w:t>
-            </w:r>
-            <w:proofErr w:type="spellStart"/>
-            <w:proofErr w:type="gramEnd"/>
-            <w:r>
-              <w:rPr>
-                <w:sz w:val="18"/>
-              </w:rPr>
-              <w:t>uow</w:t>
-            </w:r>
-            <w:proofErr w:type="spellEnd"/>
-            <w:r>
-              <w:rPr>
-                <w:sz w:val="18"/>
-              </w:rPr>
-              <w:t>, datos):</w:t>
+              <w:t>async def registrar_usuario(uow, datos):</w:t>
             </w:r>
           </w:p>
           <w:p>
@@ -7356,43 +6906,7 @@
               <w:rPr>
                 <w:sz w:val="18"/>
               </w:rPr>
-              <w:t xml:space="preserve">    usuario = </w:t>
-            </w:r>
-            <w:proofErr w:type="spellStart"/>
-            <w:r>
-              <w:rPr>
-                <w:sz w:val="18"/>
-              </w:rPr>
-              <w:t>await</w:t>
-            </w:r>
-            <w:proofErr w:type="spellEnd"/>
-            <w:r>
-              <w:rPr>
-                <w:sz w:val="18"/>
-              </w:rPr>
-              <w:t xml:space="preserve"> </w:t>
-            </w:r>
-            <w:proofErr w:type="spellStart"/>
-            <w:proofErr w:type="gramStart"/>
-            <w:r>
-              <w:rPr>
-                <w:sz w:val="18"/>
-              </w:rPr>
-              <w:t>uow.usuarios</w:t>
-            </w:r>
-            <w:proofErr w:type="gramEnd"/>
-            <w:r>
-              <w:rPr>
-                <w:sz w:val="18"/>
-              </w:rPr>
-              <w:t>.create</w:t>
-            </w:r>
-            <w:proofErr w:type="spellEnd"/>
-            <w:r>
-              <w:rPr>
-                <w:sz w:val="18"/>
-              </w:rPr>
-              <w:t>(...)</w:t>
+              <w:t xml:space="preserve">    usuario = await uow.usuarios.create(...)</w:t>
             </w:r>
           </w:p>
           <w:p>
@@ -7408,71 +6922,7 @@
               <w:rPr>
                 <w:sz w:val="18"/>
               </w:rPr>
-              <w:t xml:space="preserve">    </w:t>
-            </w:r>
-            <w:proofErr w:type="spellStart"/>
-            <w:r>
-              <w:rPr>
-                <w:sz w:val="18"/>
-              </w:rPr>
-              <w:t>await</w:t>
-            </w:r>
-            <w:proofErr w:type="spellEnd"/>
-            <w:r>
-              <w:rPr>
-                <w:sz w:val="18"/>
-              </w:rPr>
-              <w:t xml:space="preserve"> </w:t>
-            </w:r>
-            <w:proofErr w:type="spellStart"/>
-            <w:proofErr w:type="gramStart"/>
-            <w:r>
-              <w:rPr>
-                <w:sz w:val="18"/>
-              </w:rPr>
-              <w:t>uow.eventos</w:t>
-            </w:r>
-            <w:proofErr w:type="gramEnd"/>
-            <w:r>
-              <w:rPr>
-                <w:sz w:val="18"/>
-              </w:rPr>
-              <w:t>.</w:t>
-            </w:r>
-            <w:proofErr w:type="gramStart"/>
-            <w:r>
-              <w:rPr>
-                <w:sz w:val="18"/>
-              </w:rPr>
-              <w:t>create</w:t>
-            </w:r>
-            <w:proofErr w:type="spellEnd"/>
-            <w:r>
-              <w:rPr>
-                <w:sz w:val="18"/>
-              </w:rPr>
-              <w:t>(</w:t>
-            </w:r>
-            <w:proofErr w:type="gramEnd"/>
-            <w:r>
-              <w:rPr>
-                <w:sz w:val="18"/>
-              </w:rPr>
-              <w:t>tipo="</w:t>
-            </w:r>
-            <w:proofErr w:type="spellStart"/>
-            <w:r>
-              <w:rPr>
-                <w:sz w:val="18"/>
-              </w:rPr>
-              <w:t>usuario_registrado</w:t>
-            </w:r>
-            <w:proofErr w:type="spellEnd"/>
-            <w:r>
-              <w:rPr>
-                <w:sz w:val="18"/>
-              </w:rPr>
-              <w:t>", ...)   # dato, en la transacción</w:t>
+              <w:t xml:space="preserve">    await uow.eventos.create(tipo="usuario_registrado", ...)   # dato, en la transacción</w:t>
             </w:r>
           </w:p>
           <w:p>
@@ -7488,21 +6938,7 @@
               <w:rPr>
                 <w:sz w:val="18"/>
               </w:rPr>
-              <w:t xml:space="preserve">    </w:t>
-            </w:r>
-            <w:proofErr w:type="spellStart"/>
-            <w:r>
-              <w:rPr>
-                <w:sz w:val="18"/>
-              </w:rPr>
-              <w:t>return</w:t>
-            </w:r>
-            <w:proofErr w:type="spellEnd"/>
-            <w:r>
-              <w:rPr>
-                <w:sz w:val="18"/>
-              </w:rPr>
-              <w:t xml:space="preserve"> usuario     # el mail sale del buzón; si tarda, el usuario ya existe</w:t>
+              <w:t xml:space="preserve">    return usuario     # el mail sale del buzón; si tarda, el usuario ya existe</w:t>
             </w:r>
           </w:p>
           <w:p>
@@ -7521,25 +6957,7 @@
                 <w:color w:val="2A2A2A"/>
                 <w:sz w:val="20"/>
               </w:rPr>
-              <w:t xml:space="preserve">La pregunta que </w:t>
-            </w:r>
-            <w:proofErr w:type="spellStart"/>
-            <w:r>
-              <w:rPr>
-                <w:rFonts w:cs="Calibri"/>
-                <w:color w:val="2A2A2A"/>
-                <w:sz w:val="20"/>
-              </w:rPr>
-              <w:t>tenés</w:t>
-            </w:r>
-            <w:proofErr w:type="spellEnd"/>
-            <w:r>
-              <w:rPr>
-                <w:rFonts w:cs="Calibri"/>
-                <w:color w:val="2A2A2A"/>
-                <w:sz w:val="20"/>
-              </w:rPr>
-              <w:t xml:space="preserve"> que hacerte en cada tarea que escribas:</w:t>
+              <w:t>La pregunta que tenés que hacerte en cada tarea que escribas:</w:t>
             </w:r>
           </w:p>
           <w:p>
@@ -7680,7 +7098,6 @@
         <w:spacing w:before="320" w:after="120"/>
       </w:pPr>
       <w:r>
-        <w:lastRenderedPageBreak/>
         <w:t>8.8. Cuando una tarea falla: los cinco modos</w:t>
       </w:r>
     </w:p>
@@ -8015,23 +7432,13 @@
                 <w:sz w:val="19"/>
               </w:rPr>
             </w:pPr>
-            <w:proofErr w:type="gramStart"/>
             <w:r>
               <w:rPr>
                 <w:rFonts w:cs="Calibri"/>
                 <w:color w:val="1A1A1A"/>
                 <w:sz w:val="19"/>
               </w:rPr>
-              <w:t>Otro toma</w:t>
-            </w:r>
-            <w:proofErr w:type="gramEnd"/>
-            <w:r>
-              <w:rPr>
-                <w:rFonts w:cs="Calibri"/>
-                <w:color w:val="1A1A1A"/>
-                <w:sz w:val="19"/>
-              </w:rPr>
-              <w:t xml:space="preserve"> el mensaje, </w:t>
+              <w:t xml:space="preserve">Otro toma el mensaje, </w:t>
             </w:r>
             <w:r>
               <w:rPr>
@@ -8387,7 +7794,6 @@
         <w:spacing w:before="320" w:after="120"/>
       </w:pPr>
       <w:r>
-        <w:lastRenderedPageBreak/>
         <w:t>8.9. Redis nunca es autoritativo</w:t>
       </w:r>
     </w:p>
@@ -9104,6 +8510,7 @@
           <w:rFonts w:cs="Calibri"/>
           <w:color w:val="1A1A1A"/>
         </w:rPr>
+        <w:lastRenderedPageBreak/>
         <w:t xml:space="preserve">La razón es una clase entera de vulnerabilidad: si se cachea una respuesta que depende de quién pregunta, </w:t>
       </w:r>
       <w:r>
@@ -9190,29 +8597,66 @@
     </w:p>
     <w:p>
       <w:pPr>
-        <w:spacing w:before="120" w:after="40"/>
-        <w:jc w:val="center"/>
-      </w:pPr>
-      <w:r>
-        <w:rPr>
-          <w:rFonts w:cs="Calibri"/>
-          <w:i/>
-          <w:color w:val="A6A6A6"/>
-          <w:sz w:val="18"/>
-        </w:rPr>
-        <w:t xml:space="preserve">[ FIGURA 8.5 — pendiente de </w:t>
-      </w:r>
-      <w:proofErr w:type="gramStart"/>
-      <w:r>
-        <w:rPr>
-          <w:rFonts w:cs="Calibri"/>
-          <w:i/>
-          <w:color w:val="A6A6A6"/>
-          <w:sz w:val="18"/>
-        </w:rPr>
-        <w:t>inserción ]</w:t>
-      </w:r>
-      <w:proofErr w:type="gramEnd"/>
+        <w:pStyle w:val="Epgrafedefigura"/>
+        <w:spacing w:before="80" w:line="220" w:lineRule="auto"/>
+        <w:rPr>
+          <w:b/>
+        </w:rPr>
+      </w:pPr>
+      <w:r>
+        <w:rPr>
+          <w:b/>
+          <w:noProof/>
+        </w:rPr>
+        <w:drawing>
+          <wp:inline distT="0" distB="0" distL="0" distR="0" wp14:anchorId="392BDDD4" wp14:editId="3E6073FC">
+            <wp:extent cx="2493123" cy="6120995"/>
+            <wp:effectExtent l="0" t="0" r="2540" b="0"/>
+            <wp:docPr id="929599779" name="Imagen 5"/>
+            <wp:cNvGraphicFramePr>
+              <a:graphicFrameLocks xmlns:a="http://schemas.openxmlformats.org/drawingml/2006/main" noChangeAspect="1"/>
+            </wp:cNvGraphicFramePr>
+            <a:graphic xmlns:a="http://schemas.openxmlformats.org/drawingml/2006/main">
+              <a:graphicData uri="http://schemas.openxmlformats.org/drawingml/2006/picture">
+                <pic:pic xmlns:pic="http://schemas.openxmlformats.org/drawingml/2006/picture">
+                  <pic:nvPicPr>
+                    <pic:cNvPr id="0" name="Picture 5"/>
+                    <pic:cNvPicPr>
+                      <a:picLocks noChangeAspect="1" noChangeArrowheads="1"/>
+                    </pic:cNvPicPr>
+                  </pic:nvPicPr>
+                  <pic:blipFill>
+                    <a:blip r:embed="rId12" cstate="print">
+                      <a:extLst>
+                        <a:ext uri="{28A0092B-C50C-407E-A947-70E740481C1C}">
+                          <a14:useLocalDpi xmlns:a14="http://schemas.microsoft.com/office/drawing/2010/main" val="0"/>
+                        </a:ext>
+                      </a:extLst>
+                    </a:blip>
+                    <a:srcRect/>
+                    <a:stretch>
+                      <a:fillRect/>
+                    </a:stretch>
+                  </pic:blipFill>
+                  <pic:spPr bwMode="auto">
+                    <a:xfrm>
+                      <a:off x="0" y="0"/>
+                      <a:ext cx="2495743" cy="6127428"/>
+                    </a:xfrm>
+                    <a:prstGeom prst="rect">
+                      <a:avLst/>
+                    </a:prstGeom>
+                    <a:noFill/>
+                    <a:ln>
+                      <a:noFill/>
+                    </a:ln>
+                  </pic:spPr>
+                </pic:pic>
+              </a:graphicData>
+            </a:graphic>
+          </wp:inline>
+        </w:drawing>
+      </w:r>
     </w:p>
     <w:p>
       <w:pPr>
@@ -9576,25 +9020,14 @@
                 <w:sz w:val="20"/>
               </w:rPr>
             </w:pPr>
-            <w:proofErr w:type="spellStart"/>
             <w:r>
               <w:rPr>
                 <w:rFonts w:cs="Calibri"/>
                 <w:color w:val="2A2A2A"/>
                 <w:sz w:val="20"/>
               </w:rPr>
-              <w:t>Acordate</w:t>
+              <w:t xml:space="preserve">Acordate del </w:t>
             </w:r>
-            <w:proofErr w:type="spellEnd"/>
-            <w:r>
-              <w:rPr>
-                <w:rFonts w:cs="Calibri"/>
-                <w:color w:val="2A2A2A"/>
-                <w:sz w:val="20"/>
-              </w:rPr>
-              <w:t xml:space="preserve"> del </w:t>
-            </w:r>
-            <w:proofErr w:type="spellStart"/>
             <w:r>
               <w:rPr>
                 <w:rFonts w:ascii="Consolas" w:hAnsi="Consolas" w:cs="Calibri"/>
@@ -9603,50 +9036,13 @@
               </w:rPr>
               <w:t>Protocol</w:t>
             </w:r>
-            <w:proofErr w:type="spellEnd"/>
             <w:r>
               <w:rPr>
                 <w:rFonts w:cs="Calibri"/>
                 <w:color w:val="2A2A2A"/>
                 <w:sz w:val="20"/>
               </w:rPr>
-              <w:t xml:space="preserve"> y del </w:t>
-            </w:r>
-            <w:proofErr w:type="spellStart"/>
-            <w:r>
-              <w:rPr>
-                <w:rFonts w:cs="Calibri"/>
-                <w:color w:val="2A2A2A"/>
-                <w:sz w:val="20"/>
-              </w:rPr>
-              <w:t>duck</w:t>
-            </w:r>
-            <w:proofErr w:type="spellEnd"/>
-            <w:r>
-              <w:rPr>
-                <w:rFonts w:cs="Calibri"/>
-                <w:color w:val="2A2A2A"/>
-                <w:sz w:val="20"/>
-              </w:rPr>
-              <w:t xml:space="preserve"> </w:t>
-            </w:r>
-            <w:proofErr w:type="spellStart"/>
-            <w:r>
-              <w:rPr>
-                <w:rFonts w:cs="Calibri"/>
-                <w:color w:val="2A2A2A"/>
-                <w:sz w:val="20"/>
-              </w:rPr>
-              <w:t>typing</w:t>
-            </w:r>
-            <w:proofErr w:type="spellEnd"/>
-            <w:r>
-              <w:rPr>
-                <w:rFonts w:cs="Calibri"/>
-                <w:color w:val="2A2A2A"/>
-                <w:sz w:val="20"/>
-              </w:rPr>
-              <w:t xml:space="preserve">: </w:t>
+              <w:t xml:space="preserve"> y del duck typing: </w:t>
             </w:r>
             <w:r>
               <w:rPr>
@@ -9655,27 +9051,7 @@
                 <w:color w:val="2A2A2A"/>
                 <w:sz w:val="20"/>
               </w:rPr>
-              <w:t xml:space="preserve">definís qué métodos </w:t>
-            </w:r>
-            <w:proofErr w:type="gramStart"/>
-            <w:r>
-              <w:rPr>
-                <w:rFonts w:cs="Calibri"/>
-                <w:b/>
-                <w:color w:val="2A2A2A"/>
-                <w:sz w:val="20"/>
-              </w:rPr>
-              <w:t>tiene que tener</w:t>
-            </w:r>
-            <w:proofErr w:type="gramEnd"/>
-            <w:r>
-              <w:rPr>
-                <w:rFonts w:cs="Calibri"/>
-                <w:b/>
-                <w:color w:val="2A2A2A"/>
-                <w:sz w:val="20"/>
-              </w:rPr>
-              <w:t xml:space="preserve"> algo, y cualquier clase que los tenga sirve.</w:t>
+              <w:t>definís qué métodos tiene que tener algo, y cualquier clase que los tenga sirve.</w:t>
             </w:r>
             <w:r>
               <w:rPr>
@@ -9722,49 +9098,11 @@
                 <w:sz w:val="18"/>
               </w:rPr>
             </w:pPr>
-            <w:proofErr w:type="spellStart"/>
             <w:r>
               <w:rPr>
                 <w:sz w:val="18"/>
               </w:rPr>
-              <w:t>class</w:t>
-            </w:r>
-            <w:proofErr w:type="spellEnd"/>
-            <w:r>
-              <w:rPr>
-                <w:sz w:val="18"/>
-              </w:rPr>
-              <w:t xml:space="preserve"> </w:t>
-            </w:r>
-            <w:proofErr w:type="spellStart"/>
-            <w:proofErr w:type="gramStart"/>
-            <w:r>
-              <w:rPr>
-                <w:sz w:val="18"/>
-              </w:rPr>
-              <w:t>CachePort</w:t>
-            </w:r>
-            <w:proofErr w:type="spellEnd"/>
-            <w:r>
-              <w:rPr>
-                <w:sz w:val="18"/>
-              </w:rPr>
-              <w:t>(</w:t>
-            </w:r>
-            <w:proofErr w:type="spellStart"/>
-            <w:proofErr w:type="gramEnd"/>
-            <w:r>
-              <w:rPr>
-                <w:sz w:val="18"/>
-              </w:rPr>
-              <w:t>Protocol</w:t>
-            </w:r>
-            <w:proofErr w:type="spellEnd"/>
-            <w:r>
-              <w:rPr>
-                <w:sz w:val="18"/>
-              </w:rPr>
-              <w:t>):</w:t>
+              <w:t>class CachePort(Protocol):</w:t>
             </w:r>
           </w:p>
           <w:p>
@@ -9780,93 +9118,7 @@
               <w:rPr>
                 <w:sz w:val="18"/>
               </w:rPr>
-              <w:t xml:space="preserve">    </w:t>
-            </w:r>
-            <w:proofErr w:type="spellStart"/>
-            <w:r>
-              <w:rPr>
-                <w:sz w:val="18"/>
-              </w:rPr>
-              <w:t>async</w:t>
-            </w:r>
-            <w:proofErr w:type="spellEnd"/>
-            <w:r>
-              <w:rPr>
-                <w:sz w:val="18"/>
-              </w:rPr>
-              <w:t xml:space="preserve"> </w:t>
-            </w:r>
-            <w:proofErr w:type="spellStart"/>
-            <w:r>
-              <w:rPr>
-                <w:sz w:val="18"/>
-              </w:rPr>
-              <w:t>def</w:t>
-            </w:r>
-            <w:proofErr w:type="spellEnd"/>
-            <w:r>
-              <w:rPr>
-                <w:sz w:val="18"/>
-              </w:rPr>
-              <w:t xml:space="preserve"> </w:t>
-            </w:r>
-            <w:proofErr w:type="spellStart"/>
-            <w:proofErr w:type="gramStart"/>
-            <w:r>
-              <w:rPr>
-                <w:sz w:val="18"/>
-              </w:rPr>
-              <w:t>get</w:t>
-            </w:r>
-            <w:proofErr w:type="spellEnd"/>
-            <w:r>
-              <w:rPr>
-                <w:sz w:val="18"/>
-              </w:rPr>
-              <w:t>(</w:t>
-            </w:r>
-            <w:proofErr w:type="spellStart"/>
-            <w:proofErr w:type="gramEnd"/>
-            <w:r>
-              <w:rPr>
-                <w:sz w:val="18"/>
-              </w:rPr>
-              <w:t>self</w:t>
-            </w:r>
-            <w:proofErr w:type="spellEnd"/>
-            <w:r>
-              <w:rPr>
-                <w:sz w:val="18"/>
-              </w:rPr>
-              <w:t xml:space="preserve">, clave: </w:t>
-            </w:r>
-            <w:proofErr w:type="spellStart"/>
-            <w:r>
-              <w:rPr>
-                <w:sz w:val="18"/>
-              </w:rPr>
-              <w:t>str</w:t>
-            </w:r>
-            <w:proofErr w:type="spellEnd"/>
-            <w:r>
-              <w:rPr>
-                <w:sz w:val="18"/>
-              </w:rPr>
-              <w:t xml:space="preserve">) -&gt; bytes | </w:t>
-            </w:r>
-            <w:proofErr w:type="spellStart"/>
-            <w:r>
-              <w:rPr>
-                <w:sz w:val="18"/>
-              </w:rPr>
-              <w:t>None</w:t>
-            </w:r>
-            <w:proofErr w:type="spellEnd"/>
-            <w:r>
-              <w:rPr>
-                <w:sz w:val="18"/>
-              </w:rPr>
-              <w:t>: ...</w:t>
+              <w:t xml:space="preserve">    async def get(self, clave: str) -&gt; bytes | None: ...</w:t>
             </w:r>
           </w:p>
           <w:p>
@@ -9882,113 +9134,7 @@
               <w:rPr>
                 <w:sz w:val="18"/>
               </w:rPr>
-              <w:t xml:space="preserve">    </w:t>
-            </w:r>
-            <w:proofErr w:type="spellStart"/>
-            <w:r>
-              <w:rPr>
-                <w:sz w:val="18"/>
-              </w:rPr>
-              <w:t>async</w:t>
-            </w:r>
-            <w:proofErr w:type="spellEnd"/>
-            <w:r>
-              <w:rPr>
-                <w:sz w:val="18"/>
-              </w:rPr>
-              <w:t xml:space="preserve"> </w:t>
-            </w:r>
-            <w:proofErr w:type="spellStart"/>
-            <w:r>
-              <w:rPr>
-                <w:sz w:val="18"/>
-              </w:rPr>
-              <w:t>def</w:t>
-            </w:r>
-            <w:proofErr w:type="spellEnd"/>
-            <w:r>
-              <w:rPr>
-                <w:sz w:val="18"/>
-              </w:rPr>
-              <w:t xml:space="preserve"> </w:t>
-            </w:r>
-            <w:proofErr w:type="gramStart"/>
-            <w:r>
-              <w:rPr>
-                <w:sz w:val="18"/>
-              </w:rPr>
-              <w:t>set(</w:t>
-            </w:r>
-            <w:proofErr w:type="spellStart"/>
-            <w:proofErr w:type="gramEnd"/>
-            <w:r>
-              <w:rPr>
-                <w:sz w:val="18"/>
-              </w:rPr>
-              <w:t>self</w:t>
-            </w:r>
-            <w:proofErr w:type="spellEnd"/>
-            <w:r>
-              <w:rPr>
-                <w:sz w:val="18"/>
-              </w:rPr>
-              <w:t xml:space="preserve">, clave: </w:t>
-            </w:r>
-            <w:proofErr w:type="spellStart"/>
-            <w:r>
-              <w:rPr>
-                <w:sz w:val="18"/>
-              </w:rPr>
-              <w:t>str</w:t>
-            </w:r>
-            <w:proofErr w:type="spellEnd"/>
-            <w:r>
-              <w:rPr>
-                <w:sz w:val="18"/>
-              </w:rPr>
-              <w:t xml:space="preserve">, valor: bytes, </w:t>
-            </w:r>
-            <w:proofErr w:type="spellStart"/>
-            <w:r>
-              <w:rPr>
-                <w:sz w:val="18"/>
-              </w:rPr>
-              <w:t>ttl</w:t>
-            </w:r>
-            <w:proofErr w:type="spellEnd"/>
-            <w:r>
-              <w:rPr>
-                <w:sz w:val="18"/>
-              </w:rPr>
-              <w:t xml:space="preserve">: </w:t>
-            </w:r>
-            <w:proofErr w:type="spellStart"/>
-            <w:r>
-              <w:rPr>
-                <w:sz w:val="18"/>
-              </w:rPr>
-              <w:t>int</w:t>
-            </w:r>
-            <w:proofErr w:type="spellEnd"/>
-            <w:r>
-              <w:rPr>
-                <w:sz w:val="18"/>
-              </w:rPr>
-              <w:t xml:space="preserve">) -&gt; </w:t>
-            </w:r>
-            <w:proofErr w:type="spellStart"/>
-            <w:r>
-              <w:rPr>
-                <w:sz w:val="18"/>
-              </w:rPr>
-              <w:t>None</w:t>
-            </w:r>
-            <w:proofErr w:type="spellEnd"/>
-            <w:r>
-              <w:rPr>
-                <w:sz w:val="18"/>
-              </w:rPr>
-              <w:t>: ...</w:t>
+              <w:t xml:space="preserve">    async def set(self, clave: str, valor: bytes, ttl: int) -&gt; None: ...</w:t>
             </w:r>
           </w:p>
           <w:p>
@@ -10004,79 +9150,7 @@
               <w:rPr>
                 <w:sz w:val="18"/>
               </w:rPr>
-              <w:t xml:space="preserve">    </w:t>
-            </w:r>
-            <w:proofErr w:type="spellStart"/>
-            <w:r>
-              <w:rPr>
-                <w:sz w:val="18"/>
-              </w:rPr>
-              <w:t>async</w:t>
-            </w:r>
-            <w:proofErr w:type="spellEnd"/>
-            <w:r>
-              <w:rPr>
-                <w:sz w:val="18"/>
-              </w:rPr>
-              <w:t xml:space="preserve"> </w:t>
-            </w:r>
-            <w:proofErr w:type="spellStart"/>
-            <w:r>
-              <w:rPr>
-                <w:sz w:val="18"/>
-              </w:rPr>
-              <w:t>def</w:t>
-            </w:r>
-            <w:proofErr w:type="spellEnd"/>
-            <w:r>
-              <w:rPr>
-                <w:sz w:val="18"/>
-              </w:rPr>
-              <w:t xml:space="preserve"> </w:t>
-            </w:r>
-            <w:proofErr w:type="spellStart"/>
-            <w:proofErr w:type="gramStart"/>
-            <w:r>
-              <w:rPr>
-                <w:sz w:val="18"/>
-              </w:rPr>
-              <w:t>delete</w:t>
-            </w:r>
-            <w:proofErr w:type="spellEnd"/>
-            <w:r>
-              <w:rPr>
-                <w:sz w:val="18"/>
-              </w:rPr>
-              <w:t>(</w:t>
-            </w:r>
-            <w:proofErr w:type="spellStart"/>
-            <w:proofErr w:type="gramEnd"/>
-            <w:r>
-              <w:rPr>
-                <w:sz w:val="18"/>
-              </w:rPr>
-              <w:t>self</w:t>
-            </w:r>
-            <w:proofErr w:type="spellEnd"/>
-            <w:r>
-              <w:rPr>
-                <w:sz w:val="18"/>
-              </w:rPr>
-              <w:t xml:space="preserve">, clave: </w:t>
-            </w:r>
-            <w:proofErr w:type="spellStart"/>
-            <w:r>
-              <w:rPr>
-                <w:sz w:val="18"/>
-              </w:rPr>
-              <w:t>str</w:t>
-            </w:r>
-            <w:proofErr w:type="spellEnd"/>
-            <w:r>
-              <w:rPr>
-                <w:sz w:val="18"/>
-              </w:rPr>
-              <w:t>) -&gt; None: ...</w:t>
+              <w:t xml:space="preserve">    async def delete(self, clave: str) -&gt; None: ...</w:t>
             </w:r>
           </w:p>
           <w:p>
@@ -10098,33 +9172,11 @@
                 <w:sz w:val="18"/>
               </w:rPr>
             </w:pPr>
-            <w:proofErr w:type="spellStart"/>
             <w:r>
               <w:rPr>
                 <w:sz w:val="18"/>
               </w:rPr>
-              <w:t>class</w:t>
-            </w:r>
-            <w:proofErr w:type="spellEnd"/>
-            <w:r>
-              <w:rPr>
-                <w:sz w:val="18"/>
-              </w:rPr>
-              <w:t xml:space="preserve"> </w:t>
-            </w:r>
-            <w:proofErr w:type="spellStart"/>
-            <w:r>
-              <w:rPr>
-                <w:sz w:val="18"/>
-              </w:rPr>
-              <w:t>RedisCache</w:t>
-            </w:r>
-            <w:proofErr w:type="spellEnd"/>
-            <w:r>
-              <w:rPr>
-                <w:sz w:val="18"/>
-              </w:rPr>
-              <w:t>:        # el de todos los días</w:t>
+              <w:t>class RedisCache:        # el de todos los días</w:t>
             </w:r>
           </w:p>
           <w:p>
@@ -10162,33 +9214,11 @@
                 <w:sz w:val="18"/>
               </w:rPr>
             </w:pPr>
-            <w:proofErr w:type="spellStart"/>
             <w:r>
               <w:rPr>
                 <w:sz w:val="18"/>
               </w:rPr>
-              <w:t>class</w:t>
-            </w:r>
-            <w:proofErr w:type="spellEnd"/>
-            <w:r>
-              <w:rPr>
-                <w:sz w:val="18"/>
-              </w:rPr>
-              <w:t xml:space="preserve"> </w:t>
-            </w:r>
-            <w:proofErr w:type="spellStart"/>
-            <w:r>
-              <w:rPr>
-                <w:sz w:val="18"/>
-              </w:rPr>
-              <w:t>NullCache</w:t>
-            </w:r>
-            <w:proofErr w:type="spellEnd"/>
-            <w:r>
-              <w:rPr>
-                <w:sz w:val="18"/>
-              </w:rPr>
-              <w:t>:         # el de la degradación</w:t>
+              <w:t>class NullCache:         # el de la degradación</w:t>
             </w:r>
           </w:p>
           <w:p>
@@ -10204,93 +9234,7 @@
               <w:rPr>
                 <w:sz w:val="18"/>
               </w:rPr>
-              <w:t xml:space="preserve">    </w:t>
-            </w:r>
-            <w:proofErr w:type="spellStart"/>
-            <w:r>
-              <w:rPr>
-                <w:sz w:val="18"/>
-              </w:rPr>
-              <w:t>async</w:t>
-            </w:r>
-            <w:proofErr w:type="spellEnd"/>
-            <w:r>
-              <w:rPr>
-                <w:sz w:val="18"/>
-              </w:rPr>
-              <w:t xml:space="preserve"> </w:t>
-            </w:r>
-            <w:proofErr w:type="spellStart"/>
-            <w:r>
-              <w:rPr>
-                <w:sz w:val="18"/>
-              </w:rPr>
-              <w:t>def</w:t>
-            </w:r>
-            <w:proofErr w:type="spellEnd"/>
-            <w:r>
-              <w:rPr>
-                <w:sz w:val="18"/>
-              </w:rPr>
-              <w:t xml:space="preserve"> </w:t>
-            </w:r>
-            <w:proofErr w:type="spellStart"/>
-            <w:proofErr w:type="gramStart"/>
-            <w:r>
-              <w:rPr>
-                <w:sz w:val="18"/>
-              </w:rPr>
-              <w:t>get</w:t>
-            </w:r>
-            <w:proofErr w:type="spellEnd"/>
-            <w:r>
-              <w:rPr>
-                <w:sz w:val="18"/>
-              </w:rPr>
-              <w:t>(</w:t>
-            </w:r>
-            <w:proofErr w:type="spellStart"/>
-            <w:proofErr w:type="gramEnd"/>
-            <w:r>
-              <w:rPr>
-                <w:sz w:val="18"/>
-              </w:rPr>
-              <w:t>self</w:t>
-            </w:r>
-            <w:proofErr w:type="spellEnd"/>
-            <w:r>
-              <w:rPr>
-                <w:sz w:val="18"/>
-              </w:rPr>
-              <w:t xml:space="preserve">, clave): </w:t>
-            </w:r>
-            <w:proofErr w:type="spellStart"/>
-            <w:r>
-              <w:rPr>
-                <w:sz w:val="18"/>
-              </w:rPr>
-              <w:t>return</w:t>
-            </w:r>
-            <w:proofErr w:type="spellEnd"/>
-            <w:r>
-              <w:rPr>
-                <w:sz w:val="18"/>
-              </w:rPr>
-              <w:t xml:space="preserve"> </w:t>
-            </w:r>
-            <w:proofErr w:type="spellStart"/>
-            <w:r>
-              <w:rPr>
-                <w:sz w:val="18"/>
-              </w:rPr>
-              <w:t>None</w:t>
-            </w:r>
-            <w:proofErr w:type="spellEnd"/>
-            <w:r>
-              <w:rPr>
-                <w:sz w:val="18"/>
-              </w:rPr>
-              <w:t xml:space="preserve">          # siempre un fallo de caché</w:t>
+              <w:t xml:space="preserve">    async def get(self, clave): return None          # siempre un fallo de caché</w:t>
             </w:r>
           </w:p>
           <w:p>
@@ -10306,85 +9250,7 @@
               <w:rPr>
                 <w:sz w:val="18"/>
               </w:rPr>
-              <w:t xml:space="preserve">    </w:t>
-            </w:r>
-            <w:proofErr w:type="spellStart"/>
-            <w:r>
-              <w:rPr>
-                <w:sz w:val="18"/>
-              </w:rPr>
-              <w:t>async</w:t>
-            </w:r>
-            <w:proofErr w:type="spellEnd"/>
-            <w:r>
-              <w:rPr>
-                <w:sz w:val="18"/>
-              </w:rPr>
-              <w:t xml:space="preserve"> </w:t>
-            </w:r>
-            <w:proofErr w:type="spellStart"/>
-            <w:r>
-              <w:rPr>
-                <w:sz w:val="18"/>
-              </w:rPr>
-              <w:t>def</w:t>
-            </w:r>
-            <w:proofErr w:type="spellEnd"/>
-            <w:r>
-              <w:rPr>
-                <w:sz w:val="18"/>
-              </w:rPr>
-              <w:t xml:space="preserve"> </w:t>
-            </w:r>
-            <w:proofErr w:type="gramStart"/>
-            <w:r>
-              <w:rPr>
-                <w:sz w:val="18"/>
-              </w:rPr>
-              <w:t>set(</w:t>
-            </w:r>
-            <w:proofErr w:type="spellStart"/>
-            <w:proofErr w:type="gramEnd"/>
-            <w:r>
-              <w:rPr>
-                <w:sz w:val="18"/>
-              </w:rPr>
-              <w:t>self</w:t>
-            </w:r>
-            <w:proofErr w:type="spellEnd"/>
-            <w:r>
-              <w:rPr>
-                <w:sz w:val="18"/>
-              </w:rPr>
-              <w:t xml:space="preserve">, clave, valor, </w:t>
-            </w:r>
-            <w:proofErr w:type="spellStart"/>
-            <w:r>
-              <w:rPr>
-                <w:sz w:val="18"/>
-              </w:rPr>
-              <w:t>ttl</w:t>
-            </w:r>
-            <w:proofErr w:type="spellEnd"/>
-            <w:r>
-              <w:rPr>
-                <w:sz w:val="18"/>
-              </w:rPr>
-              <w:t xml:space="preserve">): </w:t>
-            </w:r>
-            <w:proofErr w:type="spellStart"/>
-            <w:r>
-              <w:rPr>
-                <w:sz w:val="18"/>
-              </w:rPr>
-              <w:t>pass</w:t>
-            </w:r>
-            <w:proofErr w:type="spellEnd"/>
-            <w:r>
-              <w:rPr>
-                <w:sz w:val="18"/>
-              </w:rPr>
-              <w:t xml:space="preserve">     # no guarda nada</w:t>
+              <w:t xml:space="preserve">    async def set(self, clave, valor, ttl): pass     # no guarda nada</w:t>
             </w:r>
           </w:p>
           <w:p>
@@ -10400,79 +9266,7 @@
               <w:rPr>
                 <w:sz w:val="18"/>
               </w:rPr>
-              <w:t xml:space="preserve">    </w:t>
-            </w:r>
-            <w:proofErr w:type="spellStart"/>
-            <w:r>
-              <w:rPr>
-                <w:sz w:val="18"/>
-              </w:rPr>
-              <w:t>async</w:t>
-            </w:r>
-            <w:proofErr w:type="spellEnd"/>
-            <w:r>
-              <w:rPr>
-                <w:sz w:val="18"/>
-              </w:rPr>
-              <w:t xml:space="preserve"> </w:t>
-            </w:r>
-            <w:proofErr w:type="spellStart"/>
-            <w:r>
-              <w:rPr>
-                <w:sz w:val="18"/>
-              </w:rPr>
-              <w:t>def</w:t>
-            </w:r>
-            <w:proofErr w:type="spellEnd"/>
-            <w:r>
-              <w:rPr>
-                <w:sz w:val="18"/>
-              </w:rPr>
-              <w:t xml:space="preserve"> </w:t>
-            </w:r>
-            <w:proofErr w:type="spellStart"/>
-            <w:proofErr w:type="gramStart"/>
-            <w:r>
-              <w:rPr>
-                <w:sz w:val="18"/>
-              </w:rPr>
-              <w:t>delete</w:t>
-            </w:r>
-            <w:proofErr w:type="spellEnd"/>
-            <w:r>
-              <w:rPr>
-                <w:sz w:val="18"/>
-              </w:rPr>
-              <w:t>(</w:t>
-            </w:r>
-            <w:proofErr w:type="spellStart"/>
-            <w:proofErr w:type="gramEnd"/>
-            <w:r>
-              <w:rPr>
-                <w:sz w:val="18"/>
-              </w:rPr>
-              <w:t>self</w:t>
-            </w:r>
-            <w:proofErr w:type="spellEnd"/>
-            <w:r>
-              <w:rPr>
-                <w:sz w:val="18"/>
-              </w:rPr>
-              <w:t xml:space="preserve">, clave): </w:t>
-            </w:r>
-            <w:proofErr w:type="spellStart"/>
-            <w:r>
-              <w:rPr>
-                <w:sz w:val="18"/>
-              </w:rPr>
-              <w:t>pass</w:t>
-            </w:r>
-            <w:proofErr w:type="spellEnd"/>
-            <w:r>
-              <w:rPr>
-                <w:sz w:val="18"/>
-              </w:rPr>
-              <w:t xml:space="preserve">              # no hay nada que borrar</w:t>
+              <w:t xml:space="preserve">    async def delete(self, clave): pass              # no hay nada que borrar</w:t>
             </w:r>
           </w:p>
           <w:p>
@@ -10493,7 +9287,6 @@
                 <w:sz w:val="20"/>
               </w:rPr>
             </w:pPr>
-            <w:proofErr w:type="spellStart"/>
             <w:r>
               <w:rPr>
                 <w:rFonts w:ascii="Consolas" w:hAnsi="Consolas" w:cs="Calibri"/>
@@ -10502,7 +9295,6 @@
               </w:rPr>
               <w:t>NullCache</w:t>
             </w:r>
-            <w:proofErr w:type="spellEnd"/>
             <w:r>
               <w:rPr>
                 <w:rFonts w:cs="Calibri"/>
@@ -10545,41 +9337,13 @@
               </w:rPr>
               <w:t xml:space="preserve"> No hay un </w:t>
             </w:r>
-            <w:proofErr w:type="spellStart"/>
             <w:r>
               <w:rPr>
                 <w:rFonts w:ascii="Consolas" w:hAnsi="Consolas" w:cs="Calibri"/>
                 <w:color w:val="A03030"/>
                 <w:sz w:val="18"/>
               </w:rPr>
-              <w:t>if</w:t>
-            </w:r>
-            <w:proofErr w:type="spellEnd"/>
-            <w:r>
-              <w:rPr>
-                <w:rFonts w:ascii="Consolas" w:hAnsi="Consolas" w:cs="Calibri"/>
-                <w:color w:val="A03030"/>
-                <w:sz w:val="18"/>
-              </w:rPr>
-              <w:t xml:space="preserve"> </w:t>
-            </w:r>
-            <w:proofErr w:type="spellStart"/>
-            <w:r>
-              <w:rPr>
-                <w:rFonts w:ascii="Consolas" w:hAnsi="Consolas" w:cs="Calibri"/>
-                <w:color w:val="A03030"/>
-                <w:sz w:val="18"/>
-              </w:rPr>
-              <w:t>hay_redis</w:t>
-            </w:r>
-            <w:proofErr w:type="spellEnd"/>
-            <w:r>
-              <w:rPr>
-                <w:rFonts w:ascii="Consolas" w:hAnsi="Consolas" w:cs="Calibri"/>
-                <w:color w:val="A03030"/>
-                <w:sz w:val="18"/>
-              </w:rPr>
-              <w:t>:</w:t>
+              <w:t>if hay_redis:</w:t>
             </w:r>
             <w:r>
               <w:rPr>
@@ -10606,25 +9370,7 @@
                 <w:color w:val="2A2A2A"/>
                 <w:sz w:val="20"/>
               </w:rPr>
-              <w:t xml:space="preserve">Y </w:t>
-            </w:r>
-            <w:proofErr w:type="spellStart"/>
-            <w:r>
-              <w:rPr>
-                <w:rFonts w:cs="Calibri"/>
-                <w:color w:val="2A2A2A"/>
-                <w:sz w:val="20"/>
-              </w:rPr>
-              <w:t>fijate</w:t>
-            </w:r>
-            <w:proofErr w:type="spellEnd"/>
-            <w:r>
-              <w:rPr>
-                <w:rFonts w:cs="Calibri"/>
-                <w:color w:val="2A2A2A"/>
-                <w:sz w:val="20"/>
-              </w:rPr>
-              <w:t xml:space="preserve"> lo que eso te da, que es lo mismo que decía la clase 6 sobre los tipos: </w:t>
+              <w:t xml:space="preserve">Y fijate lo que eso te da, que es lo mismo que decía la clase 6 sobre los tipos: </w:t>
             </w:r>
             <w:r>
               <w:rPr>
@@ -10679,7 +9425,6 @@
               </w:rPr>
               <w:t xml:space="preserve">— y es de los más útiles que vas a usar: en vez de devolver </w:t>
             </w:r>
-            <w:proofErr w:type="spellStart"/>
             <w:r>
               <w:rPr>
                 <w:rFonts w:ascii="Consolas" w:hAnsi="Consolas" w:cs="Calibri"/>
@@ -10688,32 +9433,13 @@
               </w:rPr>
               <w:t>None</w:t>
             </w:r>
-            <w:proofErr w:type="spellEnd"/>
             <w:r>
               <w:rPr>
                 <w:rFonts w:cs="Calibri"/>
                 <w:color w:val="2A2A2A"/>
                 <w:sz w:val="20"/>
               </w:rPr>
-              <w:t xml:space="preserve"> y obligar a todos a preguntar, </w:t>
-            </w:r>
-            <w:proofErr w:type="spellStart"/>
-            <w:r>
-              <w:rPr>
-                <w:rFonts w:cs="Calibri"/>
-                <w:color w:val="2A2A2A"/>
-                <w:sz w:val="20"/>
-              </w:rPr>
-              <w:t>devolvés</w:t>
-            </w:r>
-            <w:proofErr w:type="spellEnd"/>
-            <w:r>
-              <w:rPr>
-                <w:rFonts w:cs="Calibri"/>
-                <w:color w:val="2A2A2A"/>
-                <w:sz w:val="20"/>
-              </w:rPr>
-              <w:t xml:space="preserve"> algo que cumple la interfaz </w:t>
+              <w:t xml:space="preserve"> y obligar a todos a preguntar, devolvés algo que cumple la interfaz </w:t>
             </w:r>
             <w:r>
               <w:rPr>
@@ -11032,41 +9758,13 @@
                 <w:sz w:val="20"/>
               </w:rPr>
             </w:pPr>
-            <w:proofErr w:type="spellStart"/>
             <w:r>
               <w:rPr>
                 <w:rFonts w:cs="Calibri"/>
                 <w:color w:val="2A2A2A"/>
                 <w:sz w:val="20"/>
               </w:rPr>
-              <w:t>Volvé</w:t>
-            </w:r>
-            <w:proofErr w:type="spellEnd"/>
-            <w:r>
-              <w:rPr>
-                <w:rFonts w:cs="Calibri"/>
-                <w:color w:val="2A2A2A"/>
-                <w:sz w:val="20"/>
-              </w:rPr>
-              <w:t xml:space="preserve"> a leer esas cinco políticas y </w:t>
-            </w:r>
-            <w:proofErr w:type="spellStart"/>
-            <w:r>
-              <w:rPr>
-                <w:rFonts w:cs="Calibri"/>
-                <w:color w:val="2A2A2A"/>
-                <w:sz w:val="20"/>
-              </w:rPr>
-              <w:t>fijate</w:t>
-            </w:r>
-            <w:proofErr w:type="spellEnd"/>
-            <w:r>
-              <w:rPr>
-                <w:rFonts w:cs="Calibri"/>
-                <w:color w:val="2A2A2A"/>
-                <w:sz w:val="20"/>
-              </w:rPr>
-              <w:t xml:space="preserve"> en lo que tienen en común, porque no es la respuesta:</w:t>
+              <w:t>Volvé a leer esas cinco políticas y fijate en lo que tienen en común, porque no es la respuesta:</w:t>
             </w:r>
           </w:p>
           <w:p>
@@ -11187,7 +9885,6 @@
                       <w:sz w:val="19"/>
                     </w:rPr>
                   </w:pPr>
-                  <w:proofErr w:type="gramStart"/>
                   <w:r>
                     <w:rPr>
                       <w:rFonts w:cs="Calibri"/>
@@ -11195,17 +9892,7 @@
                       <w:color w:val="1A1A1A"/>
                       <w:sz w:val="19"/>
                     </w:rPr>
-                    <w:t>Cuándo</w:t>
-                  </w:r>
-                  <w:proofErr w:type="gramEnd"/>
-                  <w:r>
-                    <w:rPr>
-                      <w:rFonts w:cs="Calibri"/>
-                      <w:b/>
-                      <w:color w:val="1A1A1A"/>
-                      <w:sz w:val="19"/>
-                    </w:rPr>
-                    <w:t xml:space="preserve"> corresponde</w:t>
+                    <w:t>Cuándo corresponde</w:t>
                   </w:r>
                 </w:p>
               </w:tc>
@@ -11529,25 +10216,7 @@
                 <w:color w:val="2A2A2A"/>
                 <w:sz w:val="20"/>
               </w:rPr>
-              <w:t xml:space="preserve"> Si no </w:t>
-            </w:r>
-            <w:proofErr w:type="spellStart"/>
-            <w:r>
-              <w:rPr>
-                <w:rFonts w:cs="Calibri"/>
-                <w:color w:val="2A2A2A"/>
-                <w:sz w:val="20"/>
-              </w:rPr>
-              <w:t>tenés</w:t>
-            </w:r>
-            <w:proofErr w:type="spellEnd"/>
-            <w:r>
-              <w:rPr>
-                <w:rFonts w:cs="Calibri"/>
-                <w:color w:val="2A2A2A"/>
-                <w:sz w:val="20"/>
-              </w:rPr>
-              <w:t xml:space="preserve"> respuesta, todavía no terminaste de diseñar.</w:t>
+              <w:t xml:space="preserve"> Si no tenés respuesta, todavía no terminaste de diseñar.</w:t>
             </w:r>
           </w:p>
           <w:p>
@@ -11636,18 +10305,8 @@
           <w:color w:val="A03030"/>
           <w:sz w:val="20"/>
         </w:rPr>
-        <w:t>try/</w:t>
-      </w:r>
-      <w:proofErr w:type="spellStart"/>
-      <w:r>
-        <w:rPr>
-          <w:rFonts w:ascii="Consolas" w:hAnsi="Consolas" w:cs="Calibri"/>
-          <w:color w:val="A03030"/>
-          <w:sz w:val="20"/>
-        </w:rPr>
-        <w:t>except</w:t>
-      </w:r>
-      <w:proofErr w:type="spellEnd"/>
+        <w:t>try/except</w:t>
+      </w:r>
       <w:r>
         <w:rPr>
           <w:rFonts w:cs="Calibri"/>
@@ -11932,43 +10591,23 @@
           <w:color w:val="A03030"/>
           <w:sz w:val="20"/>
         </w:rPr>
-        <w:t>try/</w:t>
-      </w:r>
-      <w:proofErr w:type="spellStart"/>
+        <w:t>try/except</w:t>
+      </w:r>
+      <w:r>
+        <w:rPr>
+          <w:rFonts w:cs="Calibri"/>
+          <w:color w:val="1A1A1A"/>
+        </w:rPr>
+        <w:t xml:space="preserve"> es la fila del medio, y es toda la diferencia. Con </w:t>
+      </w:r>
       <w:r>
         <w:rPr>
           <w:rFonts w:ascii="Consolas" w:hAnsi="Consolas" w:cs="Calibri"/>
           <w:color w:val="A03030"/>
           <w:sz w:val="20"/>
         </w:rPr>
-        <w:t>except</w:t>
-      </w:r>
-      <w:proofErr w:type="spellEnd"/>
-      <w:r>
-        <w:rPr>
-          <w:rFonts w:cs="Calibri"/>
-          <w:color w:val="1A1A1A"/>
-        </w:rPr>
-        <w:t xml:space="preserve"> es la fila del medio, y es toda la diferencia. Con </w:t>
-      </w:r>
-      <w:r>
-        <w:rPr>
-          <w:rFonts w:ascii="Consolas" w:hAnsi="Consolas" w:cs="Calibri"/>
-          <w:color w:val="A03030"/>
-          <w:sz w:val="20"/>
-        </w:rPr>
-        <w:t>try/</w:t>
-      </w:r>
-      <w:proofErr w:type="spellStart"/>
-      <w:r>
-        <w:rPr>
-          <w:rFonts w:ascii="Consolas" w:hAnsi="Consolas" w:cs="Calibri"/>
-          <w:color w:val="A03030"/>
-          <w:sz w:val="20"/>
-        </w:rPr>
-        <w:t>except</w:t>
-      </w:r>
-      <w:proofErr w:type="spellEnd"/>
+        <w:t>try/except</w:t>
+      </w:r>
       <w:r>
         <w:rPr>
           <w:rFonts w:cs="Calibri"/>
@@ -12304,29 +10943,67 @@
     </w:tbl>
     <w:p>
       <w:pPr>
-        <w:spacing w:before="120" w:after="40"/>
-        <w:jc w:val="center"/>
-      </w:pPr>
-      <w:r>
-        <w:rPr>
-          <w:rFonts w:cs="Calibri"/>
-          <w:i/>
-          <w:color w:val="A6A6A6"/>
-          <w:sz w:val="18"/>
-        </w:rPr>
-        <w:t xml:space="preserve">[ FIGURA 8.6 — pendiente de </w:t>
-      </w:r>
-      <w:proofErr w:type="gramStart"/>
-      <w:r>
-        <w:rPr>
-          <w:rFonts w:cs="Calibri"/>
-          <w:i/>
-          <w:color w:val="A6A6A6"/>
-          <w:sz w:val="18"/>
-        </w:rPr>
-        <w:t>inserción ]</w:t>
-      </w:r>
-      <w:proofErr w:type="gramEnd"/>
+        <w:pStyle w:val="Epgrafedefigura"/>
+        <w:spacing w:before="80" w:line="220" w:lineRule="auto"/>
+        <w:rPr>
+          <w:b/>
+        </w:rPr>
+      </w:pPr>
+      <w:r>
+        <w:rPr>
+          <w:b/>
+          <w:noProof/>
+        </w:rPr>
+        <w:lastRenderedPageBreak/>
+        <w:drawing>
+          <wp:inline distT="0" distB="0" distL="0" distR="0" wp14:anchorId="3A7430FB" wp14:editId="5F272582">
+            <wp:extent cx="3985968" cy="5843738"/>
+            <wp:effectExtent l="0" t="0" r="0" b="5080"/>
+            <wp:docPr id="518180686" name="Imagen 6"/>
+            <wp:cNvGraphicFramePr>
+              <a:graphicFrameLocks xmlns:a="http://schemas.openxmlformats.org/drawingml/2006/main" noChangeAspect="1"/>
+            </wp:cNvGraphicFramePr>
+            <a:graphic xmlns:a="http://schemas.openxmlformats.org/drawingml/2006/main">
+              <a:graphicData uri="http://schemas.openxmlformats.org/drawingml/2006/picture">
+                <pic:pic xmlns:pic="http://schemas.openxmlformats.org/drawingml/2006/picture">
+                  <pic:nvPicPr>
+                    <pic:cNvPr id="0" name="Picture 6"/>
+                    <pic:cNvPicPr>
+                      <a:picLocks noChangeAspect="1" noChangeArrowheads="1"/>
+                    </pic:cNvPicPr>
+                  </pic:nvPicPr>
+                  <pic:blipFill>
+                    <a:blip r:embed="rId13" cstate="print">
+                      <a:extLst>
+                        <a:ext uri="{28A0092B-C50C-407E-A947-70E740481C1C}">
+                          <a14:useLocalDpi xmlns:a14="http://schemas.microsoft.com/office/drawing/2010/main" val="0"/>
+                        </a:ext>
+                      </a:extLst>
+                    </a:blip>
+                    <a:srcRect/>
+                    <a:stretch>
+                      <a:fillRect/>
+                    </a:stretch>
+                  </pic:blipFill>
+                  <pic:spPr bwMode="auto">
+                    <a:xfrm>
+                      <a:off x="0" y="0"/>
+                      <a:ext cx="3988858" cy="5847975"/>
+                    </a:xfrm>
+                    <a:prstGeom prst="rect">
+                      <a:avLst/>
+                    </a:prstGeom>
+                    <a:noFill/>
+                    <a:ln>
+                      <a:noFill/>
+                    </a:ln>
+                  </pic:spPr>
+                </pic:pic>
+              </a:graphicData>
+            </a:graphic>
+          </wp:inline>
+        </w:drawing>
+      </w:r>
     </w:p>
     <w:p>
       <w:pPr>
@@ -12444,23 +11121,13 @@
                 <w:sz w:val="20"/>
               </w:rPr>
             </w:pPr>
-            <w:proofErr w:type="spellStart"/>
             <w:r>
               <w:rPr>
                 <w:rFonts w:cs="Calibri"/>
                 <w:color w:val="2A2A2A"/>
                 <w:sz w:val="20"/>
               </w:rPr>
-              <w:t>Volvé</w:t>
-            </w:r>
-            <w:proofErr w:type="spellEnd"/>
-            <w:r>
-              <w:rPr>
-                <w:rFonts w:cs="Calibri"/>
-                <w:color w:val="2A2A2A"/>
-                <w:sz w:val="20"/>
-              </w:rPr>
-              <w:t xml:space="preserve"> a leer la frase del orden en la reconexión, porque es el mismo razonamiento de la sección 8.2 aplicado a otro problema:</w:t>
+              <w:t>Volvé a leer la frase del orden en la reconexión, porque es el mismo razonamiento de la sección 8.2 aplicado a otro problema:</w:t>
             </w:r>
           </w:p>
           <w:tbl>
@@ -12802,25 +11469,7 @@
                 <w:sz w:val="20"/>
               </w:rPr>
               <w:lastRenderedPageBreak/>
-              <w:t xml:space="preserve">Y </w:t>
-            </w:r>
-            <w:proofErr w:type="spellStart"/>
-            <w:r>
-              <w:rPr>
-                <w:rFonts w:cs="Calibri"/>
-                <w:color w:val="2A2A2A"/>
-                <w:sz w:val="20"/>
-              </w:rPr>
-              <w:t>fijate</w:t>
-            </w:r>
-            <w:proofErr w:type="spellEnd"/>
-            <w:r>
-              <w:rPr>
-                <w:rFonts w:cs="Calibri"/>
-                <w:color w:val="2A2A2A"/>
-                <w:sz w:val="20"/>
-              </w:rPr>
-              <w:t xml:space="preserve"> cómo se sostiene toda la cadena: se puede tolerar el duplicado </w:t>
+              <w:t xml:space="preserve">Y fijate cómo se sostiene toda la cadena: se puede tolerar el duplicado </w:t>
             </w:r>
             <w:r>
               <w:rPr>
@@ -12890,25 +11539,7 @@
                 <w:color w:val="2A2A2A"/>
                 <w:sz w:val="20"/>
               </w:rPr>
-              <w:t xml:space="preserve">Cada decisión de este capítulo apoya a la siguiente. </w:t>
-            </w:r>
-            <w:proofErr w:type="spellStart"/>
-            <w:r>
-              <w:rPr>
-                <w:rFonts w:cs="Calibri"/>
-                <w:color w:val="2A2A2A"/>
-                <w:sz w:val="20"/>
-              </w:rPr>
-              <w:t>Sacá</w:t>
-            </w:r>
-            <w:proofErr w:type="spellEnd"/>
-            <w:r>
-              <w:rPr>
-                <w:rFonts w:cs="Calibri"/>
-                <w:color w:val="2A2A2A"/>
-                <w:sz w:val="20"/>
-              </w:rPr>
-              <w:t xml:space="preserve"> una y se caen tres.</w:t>
+              <w:t>Cada decisión de este capítulo apoya a la siguiente. Sacá una y se caen tres.</w:t>
             </w:r>
           </w:p>
           <w:p>
@@ -12976,29 +11607,52 @@
     </w:p>
     <w:p>
       <w:pPr>
-        <w:spacing w:before="120" w:after="40"/>
-        <w:jc w:val="center"/>
-      </w:pPr>
-      <w:r>
-        <w:rPr>
-          <w:rFonts w:cs="Calibri"/>
-          <w:i/>
-          <w:color w:val="A6A6A6"/>
-          <w:sz w:val="18"/>
-        </w:rPr>
-        <w:t xml:space="preserve">[ FIGURA 8.7 — pendiente de </w:t>
-      </w:r>
-      <w:proofErr w:type="gramStart"/>
-      <w:r>
-        <w:rPr>
-          <w:rFonts w:cs="Calibri"/>
-          <w:i/>
-          <w:color w:val="A6A6A6"/>
-          <w:sz w:val="18"/>
-        </w:rPr>
-        <w:t>inserción ]</w:t>
-      </w:r>
-      <w:proofErr w:type="gramEnd"/>
+        <w:pStyle w:val="Epgrafedefigura"/>
+        <w:spacing w:before="80" w:line="220" w:lineRule="auto"/>
+        <w:rPr>
+          <w:b/>
+        </w:rPr>
+      </w:pPr>
+      <w:r>
+        <w:rPr>
+          <w:b/>
+        </w:rPr>
+        <w:drawing>
+          <wp:inline distT="0" distB="0" distL="0" distR="0" wp14:anchorId="735E2DBF" wp14:editId="14E7F5E8">
+            <wp:extent cx="5400040" cy="1305560"/>
+            <wp:effectExtent l="0" t="0" r="0" b="8890"/>
+            <wp:docPr id="415051463" name="Imagen 1"/>
+            <wp:cNvGraphicFramePr>
+              <a:graphicFrameLocks xmlns:a="http://schemas.openxmlformats.org/drawingml/2006/main" noChangeAspect="1"/>
+            </wp:cNvGraphicFramePr>
+            <a:graphic xmlns:a="http://schemas.openxmlformats.org/drawingml/2006/main">
+              <a:graphicData uri="http://schemas.openxmlformats.org/drawingml/2006/picture">
+                <pic:pic xmlns:pic="http://schemas.openxmlformats.org/drawingml/2006/picture">
+                  <pic:nvPicPr>
+                    <pic:cNvPr id="415051463" name=""/>
+                    <pic:cNvPicPr/>
+                  </pic:nvPicPr>
+                  <pic:blipFill>
+                    <a:blip r:embed="rId14"/>
+                    <a:stretch>
+                      <a:fillRect/>
+                    </a:stretch>
+                  </pic:blipFill>
+                  <pic:spPr>
+                    <a:xfrm>
+                      <a:off x="0" y="0"/>
+                      <a:ext cx="5400040" cy="1305560"/>
+                    </a:xfrm>
+                    <a:prstGeom prst="rect">
+                      <a:avLst/>
+                    </a:prstGeom>
+                  </pic:spPr>
+                </pic:pic>
+              </a:graphicData>
+            </a:graphic>
+          </wp:inline>
+        </w:drawing>
+      </w:r>
     </w:p>
     <w:p>
       <w:pPr>
@@ -13052,23 +11706,7 @@
           <w:rFonts w:cs="Calibri"/>
           <w:color w:val="1A1A1A"/>
         </w:rPr>
-        <w:t xml:space="preserve">, el publicador está caído o no da abasto. El TPI expone además un </w:t>
-      </w:r>
-      <w:proofErr w:type="spellStart"/>
-      <w:r>
-        <w:rPr>
-          <w:rFonts w:cs="Calibri"/>
-          <w:color w:val="1A1A1A"/>
-        </w:rPr>
-        <w:t>endpoint</w:t>
-      </w:r>
-      <w:proofErr w:type="spellEnd"/>
-      <w:r>
-        <w:rPr>
-          <w:rFonts w:cs="Calibri"/>
-          <w:color w:val="1A1A1A"/>
-        </w:rPr>
-        <w:t xml:space="preserve"> de operación que lo informa.</w:t>
+        <w:t>, el publicador está caído o no da abasto. El TPI expone además un endpoint de operación que lo informa.</w:t>
       </w:r>
     </w:p>
     <w:p>
@@ -13354,41 +11992,13 @@
                 <w:sz w:val="20"/>
               </w:rPr>
             </w:pPr>
-            <w:proofErr w:type="spellStart"/>
             <w:r>
               <w:rPr>
                 <w:rFonts w:cs="Calibri"/>
                 <w:color w:val="2A2A2A"/>
                 <w:sz w:val="20"/>
               </w:rPr>
-              <w:t>Confirmá</w:t>
-            </w:r>
-            <w:proofErr w:type="spellEnd"/>
-            <w:r>
-              <w:rPr>
-                <w:rFonts w:cs="Calibri"/>
-                <w:color w:val="2A2A2A"/>
-                <w:sz w:val="20"/>
-              </w:rPr>
-              <w:t xml:space="preserve"> un pedido. Antes de que el publicador corra, </w:t>
-            </w:r>
-            <w:proofErr w:type="spellStart"/>
-            <w:r>
-              <w:rPr>
-                <w:rFonts w:cs="Calibri"/>
-                <w:color w:val="2A2A2A"/>
-                <w:sz w:val="20"/>
-              </w:rPr>
-              <w:t>mirá</w:t>
-            </w:r>
-            <w:proofErr w:type="spellEnd"/>
-            <w:r>
-              <w:rPr>
-                <w:rFonts w:cs="Calibri"/>
-                <w:color w:val="2A2A2A"/>
-                <w:sz w:val="20"/>
-              </w:rPr>
-              <w:t xml:space="preserve"> la tabla de eventos: la fila está, sin marcar.</w:t>
+              <w:t>Confirmá un pedido. Antes de que el publicador corra, mirá la tabla de eventos: la fila está, sin marcar.</w:t>
             </w:r>
           </w:p>
           <w:p>
@@ -13406,41 +12016,13 @@
                 <w:sz w:val="20"/>
               </w:rPr>
             </w:pPr>
-            <w:proofErr w:type="spellStart"/>
             <w:r>
               <w:rPr>
                 <w:rFonts w:cs="Calibri"/>
                 <w:color w:val="2A2A2A"/>
                 <w:sz w:val="20"/>
               </w:rPr>
-              <w:t>Dejá</w:t>
-            </w:r>
-            <w:proofErr w:type="spellEnd"/>
-            <w:r>
-              <w:rPr>
-                <w:rFonts w:cs="Calibri"/>
-                <w:color w:val="2A2A2A"/>
-                <w:sz w:val="20"/>
-              </w:rPr>
-              <w:t xml:space="preserve"> correr el publicador. </w:t>
-            </w:r>
-            <w:proofErr w:type="spellStart"/>
-            <w:r>
-              <w:rPr>
-                <w:rFonts w:cs="Calibri"/>
-                <w:color w:val="2A2A2A"/>
-                <w:sz w:val="20"/>
-              </w:rPr>
-              <w:t>Mirá</w:t>
-            </w:r>
-            <w:proofErr w:type="spellEnd"/>
-            <w:r>
-              <w:rPr>
-                <w:rFonts w:cs="Calibri"/>
-                <w:color w:val="2A2A2A"/>
-                <w:sz w:val="20"/>
-              </w:rPr>
-              <w:t xml:space="preserve"> cómo la fila queda marcada y el cliente recibe.</w:t>
+              <w:t>Dejá correr el publicador. Mirá cómo la fila queda marcada y el cliente recibe.</w:t>
             </w:r>
           </w:p>
           <w:p>
@@ -13478,41 +12060,14 @@
                 <w:sz w:val="20"/>
               </w:rPr>
             </w:pPr>
-            <w:proofErr w:type="spellStart"/>
             <w:r>
               <w:rPr>
                 <w:rFonts w:cs="Calibri"/>
                 <w:color w:val="2A2A2A"/>
                 <w:sz w:val="20"/>
               </w:rPr>
-              <w:t>Apagá</w:t>
-            </w:r>
-            <w:proofErr w:type="spellEnd"/>
-            <w:r>
-              <w:rPr>
-                <w:rFonts w:cs="Calibri"/>
-                <w:color w:val="2A2A2A"/>
-                <w:sz w:val="20"/>
-              </w:rPr>
-              <w:t xml:space="preserve"> Redis. </w:t>
-            </w:r>
-            <w:proofErr w:type="spellStart"/>
-            <w:r>
-              <w:rPr>
-                <w:rFonts w:cs="Calibri"/>
-                <w:color w:val="2A2A2A"/>
-                <w:sz w:val="20"/>
-              </w:rPr>
-              <w:t>Confirmá</w:t>
-            </w:r>
-            <w:proofErr w:type="spellEnd"/>
-            <w:r>
-              <w:rPr>
-                <w:rFonts w:cs="Calibri"/>
-                <w:color w:val="2A2A2A"/>
-                <w:sz w:val="20"/>
-              </w:rPr>
-              <w:t xml:space="preserve"> otro pedido.</w:t>
+              <w:lastRenderedPageBreak/>
+              <w:t>Apagá Redis. Confirmá otro pedido.</w:t>
             </w:r>
           </w:p>
           <w:p>
@@ -13536,25 +12091,7 @@
                 <w:color w:val="2A2A2A"/>
                 <w:sz w:val="20"/>
               </w:rPr>
-              <w:t xml:space="preserve">La operación funciona igual. </w:t>
-            </w:r>
-            <w:proofErr w:type="spellStart"/>
-            <w:r>
-              <w:rPr>
-                <w:rFonts w:cs="Calibri"/>
-                <w:color w:val="2A2A2A"/>
-                <w:sz w:val="20"/>
-              </w:rPr>
-              <w:t>Fijate</w:t>
-            </w:r>
-            <w:proofErr w:type="spellEnd"/>
-            <w:r>
-              <w:rPr>
-                <w:rFonts w:cs="Calibri"/>
-                <w:color w:val="2A2A2A"/>
-                <w:sz w:val="20"/>
-              </w:rPr>
-              <w:t xml:space="preserve"> en la tabla: el evento está ahí, esperando.</w:t>
+              <w:t>La operación funciona igual. Fijate en la tabla: el evento está ahí, esperando.</w:t>
             </w:r>
           </w:p>
           <w:p>
@@ -13572,23 +12109,13 @@
                 <w:sz w:val="20"/>
               </w:rPr>
             </w:pPr>
-            <w:proofErr w:type="spellStart"/>
             <w:r>
               <w:rPr>
                 <w:rFonts w:cs="Calibri"/>
                 <w:color w:val="2A2A2A"/>
                 <w:sz w:val="20"/>
               </w:rPr>
-              <w:t>Mirá</w:t>
-            </w:r>
-            <w:proofErr w:type="spellEnd"/>
-            <w:r>
-              <w:rPr>
-                <w:rFonts w:cs="Calibri"/>
-                <w:color w:val="2A2A2A"/>
-                <w:sz w:val="20"/>
-              </w:rPr>
-              <w:t xml:space="preserve"> el catálogo: sigue respondiendo, más lento. Eso es R-2.</w:t>
+              <w:t>Mirá el catálogo: sigue respondiendo, más lento. Eso es R-2.</w:t>
             </w:r>
           </w:p>
           <w:p>
@@ -13606,23 +12133,13 @@
                 <w:sz w:val="20"/>
               </w:rPr>
             </w:pPr>
-            <w:proofErr w:type="spellStart"/>
             <w:r>
               <w:rPr>
                 <w:rFonts w:cs="Calibri"/>
                 <w:color w:val="2A2A2A"/>
                 <w:sz w:val="20"/>
               </w:rPr>
-              <w:t>Intentá</w:t>
-            </w:r>
-            <w:proofErr w:type="spellEnd"/>
-            <w:r>
-              <w:rPr>
-                <w:rFonts w:cs="Calibri"/>
-                <w:color w:val="2A2A2A"/>
-                <w:sz w:val="20"/>
-              </w:rPr>
-              <w:t xml:space="preserve"> hacer login: sigue protegido. Eso es R-1 cayendo a la tabla.</w:t>
+              <w:t>Intentá hacer login: sigue protegido. Eso es R-1 cayendo a la tabla.</w:t>
             </w:r>
           </w:p>
           <w:p>
@@ -13684,23 +12201,13 @@
                 <w:sz w:val="20"/>
               </w:rPr>
             </w:pPr>
-            <w:proofErr w:type="spellStart"/>
             <w:r>
               <w:rPr>
                 <w:rFonts w:cs="Calibri"/>
                 <w:color w:val="2A2A2A"/>
                 <w:sz w:val="20"/>
               </w:rPr>
-              <w:t>Mirá</w:t>
-            </w:r>
-            <w:proofErr w:type="spellEnd"/>
-            <w:r>
-              <w:rPr>
-                <w:rFonts w:cs="Calibri"/>
-                <w:color w:val="2A2A2A"/>
-                <w:sz w:val="20"/>
-              </w:rPr>
-              <w:t xml:space="preserve"> cómo el buzón drena solo y los clientes reciben todo lo acumulado.</w:t>
+              <w:t>Mirá cómo el buzón drena solo y los clientes reciben todo lo acumulado.</w:t>
             </w:r>
           </w:p>
           <w:p>
@@ -13719,7 +12226,6 @@
                 <w:color w:val="2A2A2A"/>
                 <w:sz w:val="20"/>
               </w:rPr>
-              <w:lastRenderedPageBreak/>
               <w:t xml:space="preserve">El paso 4 es el que más enseña: </w:t>
             </w:r>
             <w:r>
@@ -13756,43 +12262,7 @@
                 <w:color w:val="2A2A2A"/>
                 <w:sz w:val="20"/>
               </w:rPr>
-              <w:t xml:space="preserve">Ahora </w:t>
-            </w:r>
-            <w:proofErr w:type="spellStart"/>
-            <w:r>
-              <w:rPr>
-                <w:rFonts w:cs="Calibri"/>
-                <w:color w:val="2A2A2A"/>
-                <w:sz w:val="20"/>
-              </w:rPr>
-              <w:t>hacé</w:t>
-            </w:r>
-            <w:proofErr w:type="spellEnd"/>
-            <w:r>
-              <w:rPr>
-                <w:rFonts w:cs="Calibri"/>
-                <w:color w:val="2A2A2A"/>
-                <w:sz w:val="20"/>
-              </w:rPr>
-              <w:t xml:space="preserve"> el contraejemplo: escribí una versión que </w:t>
-            </w:r>
-            <w:proofErr w:type="gramStart"/>
-            <w:r>
-              <w:rPr>
-                <w:rFonts w:cs="Calibri"/>
-                <w:color w:val="2A2A2A"/>
-                <w:sz w:val="20"/>
-              </w:rPr>
-              <w:t>publique</w:t>
-            </w:r>
-            <w:proofErr w:type="gramEnd"/>
-            <w:r>
-              <w:rPr>
-                <w:rFonts w:cs="Calibri"/>
-                <w:color w:val="2A2A2A"/>
-                <w:sz w:val="20"/>
-              </w:rPr>
-              <w:t xml:space="preserve"> directo en Redis dentro del servicio, y repetí el paso 3. </w:t>
+              <w:t xml:space="preserve">Ahora hacé el contraejemplo: escribí una versión que publique directo en Redis dentro del servicio, y repetí el paso 3. </w:t>
             </w:r>
             <w:r>
               <w:rPr>
@@ -14131,6 +12601,7 @@
         <w:spacing w:before="320" w:after="120"/>
       </w:pPr>
       <w:r>
+        <w:lastRenderedPageBreak/>
         <w:t>8.14. Cierre: dirigir a un agente sobre una base que uno entiende</w:t>
       </w:r>
     </w:p>
@@ -14213,32 +12684,14 @@
           <w:color w:val="A03030"/>
           <w:sz w:val="20"/>
         </w:rPr>
-        <w:t>try/</w:t>
-      </w:r>
-      <w:proofErr w:type="spellStart"/>
-      <w:r>
-        <w:rPr>
-          <w:rFonts w:ascii="Consolas" w:hAnsi="Consolas" w:cs="Calibri"/>
-          <w:color w:val="A03030"/>
-          <w:sz w:val="20"/>
-        </w:rPr>
-        <w:t>except</w:t>
-      </w:r>
-      <w:proofErr w:type="spellEnd"/>
-      <w:r>
-        <w:rPr>
-          <w:rFonts w:cs="Calibri"/>
-          <w:color w:val="1A1A1A"/>
-        </w:rPr>
-        <w:t xml:space="preserve"> y seguir— y no va a avisar que </w:t>
-      </w:r>
-      <w:r>
-        <w:rPr>
-          <w:rFonts w:cs="Calibri"/>
-          <w:color w:val="1A1A1A"/>
-        </w:rPr>
-        <w:lastRenderedPageBreak/>
-        <w:t>eligió. Tampoco va a preguntar si el evento debe llevar el dato: va a mandarlo, porque es lo más común, y las cuatro consecuencias de la sección 8.6 van a aparecer meses después como errores intermitentes que nadie sabe reproducir.</w:t>
+        <w:t>try/except</w:t>
+      </w:r>
+      <w:r>
+        <w:rPr>
+          <w:rFonts w:cs="Calibri"/>
+          <w:color w:val="1A1A1A"/>
+        </w:rPr>
+        <w:t xml:space="preserve"> y seguir— y no va a avisar que eligió. Tampoco va a preguntar si el evento debe llevar el dato: va a mandarlo, porque es lo más común, y las cuatro consecuencias de la sección 8.6 van a aparecer meses después como errores intermitentes que nadie sabe reproducir.</w:t>
       </w:r>
     </w:p>
     <w:p>
@@ -14554,6 +13007,7 @@
         <w:spacing w:before="320" w:after="120"/>
       </w:pPr>
       <w:r>
+        <w:lastRenderedPageBreak/>
         <w:t>8.16. Errores frecuentes</w:t>
       </w:r>
     </w:p>
@@ -14599,7 +13053,6 @@
         </w:rPr>
         <w:t xml:space="preserve">Publicar después del </w:t>
       </w:r>
-      <w:proofErr w:type="spellStart"/>
       <w:r>
         <w:rPr>
           <w:rFonts w:ascii="Consolas" w:hAnsi="Consolas" w:cs="Calibri"/>
@@ -14608,7 +13061,6 @@
         </w:rPr>
         <w:t>commit</w:t>
       </w:r>
-      <w:proofErr w:type="spellEnd"/>
       <w:r>
         <w:rPr>
           <w:rFonts w:cs="Calibri"/>
@@ -14665,7 +13117,6 @@
           <w:b/>
           <w:color w:val="1A1A1A"/>
         </w:rPr>
-        <w:lastRenderedPageBreak/>
         <w:t>Hacer que una operación dependa de una tarea.</w:t>
       </w:r>
       <w:r>
@@ -14889,18 +13340,8 @@
           <w:color w:val="A03030"/>
           <w:sz w:val="20"/>
         </w:rPr>
-        <w:t>try/</w:t>
-      </w:r>
-      <w:proofErr w:type="spellStart"/>
-      <w:r>
-        <w:rPr>
-          <w:rFonts w:ascii="Consolas" w:hAnsi="Consolas" w:cs="Calibri"/>
-          <w:color w:val="A03030"/>
-          <w:sz w:val="20"/>
-        </w:rPr>
-        <w:t>except</w:t>
-      </w:r>
-      <w:proofErr w:type="spellEnd"/>
+        <w:t>try/except</w:t>
+      </w:r>
       <w:r>
         <w:rPr>
           <w:rFonts w:cs="Calibri"/>
@@ -15054,6 +13495,7 @@
           <w:rFonts w:cs="Calibri"/>
           <w:color w:val="1A1A1A"/>
         </w:rPr>
+        <w:lastRenderedPageBreak/>
         <w:t>Las siete reglas, auditadas. Tomar las tareas del sistema y verificar cuáles cumplen cada una de TB-01 a TB-07. Para cada incumplimiento, escribir qué falla concretamente y corregirlo.</w:t>
       </w:r>
     </w:p>
@@ -15098,23 +13540,7 @@
           <w:rFonts w:cs="Calibri"/>
           <w:color w:val="1A1A1A"/>
         </w:rPr>
-        <w:t>El disyuntor, medido. Implementar la versión con try/</w:t>
-      </w:r>
-      <w:proofErr w:type="spellStart"/>
-      <w:r>
-        <w:rPr>
-          <w:rFonts w:cs="Calibri"/>
-          <w:color w:val="1A1A1A"/>
-        </w:rPr>
-        <w:t>except</w:t>
-      </w:r>
-      <w:proofErr w:type="spellEnd"/>
-      <w:r>
-        <w:rPr>
-          <w:rFonts w:cs="Calibri"/>
-          <w:color w:val="1A1A1A"/>
-        </w:rPr>
-        <w:t xml:space="preserve"> y la versión con disyuntor, apagar Redis y medir la latencia de las peticiones en las dos. Documentar la diferencia y relacionarla con el cálculo de la sección 8.11.</w:t>
+        <w:t>El disyuntor, medido. Implementar la versión con try/except y la versión con disyuntor, apagar Redis y medir la latencia de las peticiones en las dos. Documentar la diferencia y relacionarla con el cálculo de la sección 8.11.</w:t>
       </w:r>
     </w:p>
     <w:p>
@@ -15136,7 +13562,6 @@
           <w:rFonts w:cs="Calibri"/>
           <w:color w:val="1A1A1A"/>
         </w:rPr>
-        <w:lastRenderedPageBreak/>
         <w:t>Exploración: el evento con datos. Implementar la versión que manda el objeto en el evento, y provocar deliberadamente los dos problemas de la sección 8.6: un evento repetido y dos eventos invertidos. Documentar qué queda en pantalla en cada caso y explicar por qué el evento vacío no tiene ninguno de los dos.</w:t>
       </w:r>
     </w:p>
@@ -15159,23 +13584,7 @@
           <w:rFonts w:cs="Calibri"/>
           <w:color w:val="1A1A1A"/>
         </w:rPr>
-        <w:t xml:space="preserve">Exploración: los dos lados del evento. Junto con alguien del turno de </w:t>
-      </w:r>
-      <w:proofErr w:type="spellStart"/>
-      <w:r>
-        <w:rPr>
-          <w:rFonts w:cs="Calibri"/>
-          <w:color w:val="1A1A1A"/>
-        </w:rPr>
-        <w:t>frontend</w:t>
-      </w:r>
-      <w:proofErr w:type="spellEnd"/>
-      <w:r>
-        <w:rPr>
-          <w:rFonts w:cs="Calibri"/>
-          <w:color w:val="1A1A1A"/>
-        </w:rPr>
-        <w:t>, seguir un evento completo de punta a punta: desde la fila que el servicio escribe hasta la vista que se redibuja. Cortar la conexión a mitad de camino, reconectar, y verificar que llegan los perdidos. Documentar qué hace cada mitad y por qué la del cliente invalida en lugar de escribir. (Requiere coordinar con la otra mitad de la cursada.)</w:t>
+        <w:t>Exploración: los dos lados del evento. Junto con alguien del turno de frontend, seguir un evento completo de punta a punta: desde la fila que el servicio escribe hasta la vista que se redibuja. Cortar la conexión a mitad de camino, reconectar, y verificar que llegan los perdidos. Documentar qué hace cada mitad y por qué la del cliente invalida en lugar de escribir. (Requiere coordinar con la otra mitad de la cursada.)</w:t>
       </w:r>
     </w:p>
     <w:p>
@@ -15470,6 +13879,7 @@
           <w:rFonts w:cs="Calibri"/>
           <w:color w:val="1A1A1A"/>
         </w:rPr>
+        <w:lastRenderedPageBreak/>
         <w:t>Un mecanismo de corrección que depende de una caché no es un mecanismo de corrección. Por eso la idempotencia tiene dos niveles y el segundo es el que decide.</w:t>
       </w:r>
     </w:p>
@@ -15523,7 +13933,6 @@
         <w:spacing w:before="320" w:after="120"/>
       </w:pPr>
       <w:r>
-        <w:lastRenderedPageBreak/>
         <w:t>8.19. Referencias y lecturas complementarias</w:t>
       </w:r>
     </w:p>
@@ -15564,262 +13973,128 @@
           <w:i/>
           <w:color w:val="1A1A1A"/>
         </w:rPr>
-        <w:t xml:space="preserve">Notes </w:t>
-      </w:r>
-      <w:proofErr w:type="spellStart"/>
+        <w:t>Notes on Data Base Operating Systems</w:t>
+      </w:r>
+      <w:r>
+        <w:rPr>
+          <w:rFonts w:cs="Calibri"/>
+          <w:color w:val="1A1A1A"/>
+        </w:rPr>
+        <w:t xml:space="preserve"> (1978), y su carácter bloqueante fue demostrado por </w:t>
+      </w:r>
+      <w:r>
+        <w:rPr>
+          <w:rFonts w:cs="Calibri"/>
+          <w:b/>
+          <w:color w:val="1A1A1A"/>
+        </w:rPr>
+        <w:t>Dale Skeen</w:t>
+      </w:r>
+      <w:r>
+        <w:rPr>
+          <w:rFonts w:cs="Calibri"/>
+          <w:color w:val="1A1A1A"/>
+        </w:rPr>
+        <w:t xml:space="preserve"> en </w:t>
+      </w:r>
       <w:r>
         <w:rPr>
           <w:rFonts w:cs="Calibri"/>
           <w:i/>
           <w:color w:val="1A1A1A"/>
         </w:rPr>
-        <w:t>on</w:t>
-      </w:r>
-      <w:proofErr w:type="spellEnd"/>
+        <w:t>Nonblocking Commit Protocols</w:t>
+      </w:r>
+      <w:r>
+        <w:rPr>
+          <w:rFonts w:cs="Calibri"/>
+          <w:color w:val="1A1A1A"/>
+        </w:rPr>
+        <w:t xml:space="preserve"> (SIGMOD, 1981); leer los dos en ese orden explica por qué la industria terminó buscando otra cosa. Esa otra cosa aparece formulada en </w:t>
+      </w:r>
+      <w:r>
+        <w:rPr>
+          <w:rFonts w:cs="Calibri"/>
+          <w:b/>
+          <w:color w:val="1A1A1A"/>
+        </w:rPr>
+        <w:t>Garcia-Molina y Salem</w:t>
+      </w:r>
+      <w:r>
+        <w:rPr>
+          <w:rFonts w:cs="Calibri"/>
+          <w:color w:val="1A1A1A"/>
+        </w:rPr>
+        <w:t xml:space="preserve">, </w:t>
+      </w:r>
       <w:r>
         <w:rPr>
           <w:rFonts w:cs="Calibri"/>
           <w:i/>
           <w:color w:val="1A1A1A"/>
         </w:rPr>
-        <w:t xml:space="preserve"> Data Base </w:t>
-      </w:r>
-      <w:proofErr w:type="spellStart"/>
+        <w:t>Sagas</w:t>
+      </w:r>
+      <w:r>
+        <w:rPr>
+          <w:rFonts w:cs="Calibri"/>
+          <w:color w:val="1A1A1A"/>
+        </w:rPr>
+        <w:t xml:space="preserve"> (SIGMOD, 1987), donde se propone sostener la consistencia entre sistemas con compensaciones en lugar de atomicidad. El patrón del buzón de salida en su forma actual está catalogado por </w:t>
+      </w:r>
+      <w:r>
+        <w:rPr>
+          <w:rFonts w:cs="Calibri"/>
+          <w:b/>
+          <w:color w:val="1A1A1A"/>
+        </w:rPr>
+        <w:t>Chris Richardson</w:t>
+      </w:r>
+      <w:r>
+        <w:rPr>
+          <w:rFonts w:cs="Calibri"/>
+          <w:color w:val="1A1A1A"/>
+        </w:rPr>
+        <w:t xml:space="preserve"> en </w:t>
+      </w:r>
       <w:r>
         <w:rPr>
           <w:rFonts w:cs="Calibri"/>
           <w:i/>
           <w:color w:val="1A1A1A"/>
         </w:rPr>
-        <w:t>Operating</w:t>
-      </w:r>
-      <w:proofErr w:type="spellEnd"/>
+        <w:t>Microservices Patterns</w:t>
+      </w:r>
+      <w:r>
+        <w:rPr>
+          <w:rFonts w:cs="Calibri"/>
+          <w:color w:val="1A1A1A"/>
+        </w:rPr>
+        <w:t xml:space="preserve"> (Manning, 2018) junto con las variantes que este capítulo menciona al final, y el noveno capítulo de </w:t>
+      </w:r>
+      <w:r>
+        <w:rPr>
+          <w:rFonts w:cs="Calibri"/>
+          <w:b/>
+          <w:color w:val="1A1A1A"/>
+        </w:rPr>
+        <w:t>Kleppmann</w:t>
+      </w:r>
+      <w:r>
+        <w:rPr>
+          <w:rFonts w:cs="Calibri"/>
+          <w:color w:val="1A1A1A"/>
+        </w:rPr>
+        <w:t xml:space="preserve">, </w:t>
+      </w:r>
       <w:r>
         <w:rPr>
           <w:rFonts w:cs="Calibri"/>
           <w:i/>
           <w:color w:val="1A1A1A"/>
         </w:rPr>
-        <w:t xml:space="preserve"> </w:t>
-      </w:r>
-      <w:proofErr w:type="spellStart"/>
-      <w:r>
-        <w:rPr>
-          <w:rFonts w:cs="Calibri"/>
-          <w:i/>
-          <w:color w:val="1A1A1A"/>
-        </w:rPr>
-        <w:t>Systems</w:t>
-      </w:r>
-      <w:proofErr w:type="spellEnd"/>
-      <w:r>
-        <w:rPr>
-          <w:rFonts w:cs="Calibri"/>
-          <w:color w:val="1A1A1A"/>
-        </w:rPr>
-        <w:t xml:space="preserve"> (1978), y su carácter bloqueante fue demostrado por </w:t>
-      </w:r>
-      <w:r>
-        <w:rPr>
-          <w:rFonts w:cs="Calibri"/>
-          <w:b/>
-          <w:color w:val="1A1A1A"/>
-        </w:rPr>
-        <w:t>Dale Skeen</w:t>
-      </w:r>
-      <w:r>
-        <w:rPr>
-          <w:rFonts w:cs="Calibri"/>
-          <w:color w:val="1A1A1A"/>
-        </w:rPr>
-        <w:t xml:space="preserve"> en </w:t>
-      </w:r>
-      <w:proofErr w:type="spellStart"/>
-      <w:r>
-        <w:rPr>
-          <w:rFonts w:cs="Calibri"/>
-          <w:i/>
-          <w:color w:val="1A1A1A"/>
-        </w:rPr>
-        <w:t>Nonblocking</w:t>
-      </w:r>
-      <w:proofErr w:type="spellEnd"/>
-      <w:r>
-        <w:rPr>
-          <w:rFonts w:cs="Calibri"/>
-          <w:i/>
-          <w:color w:val="1A1A1A"/>
-        </w:rPr>
-        <w:t xml:space="preserve"> </w:t>
-      </w:r>
-      <w:proofErr w:type="spellStart"/>
-      <w:r>
-        <w:rPr>
-          <w:rFonts w:cs="Calibri"/>
-          <w:i/>
-          <w:color w:val="1A1A1A"/>
-        </w:rPr>
-        <w:t>Commit</w:t>
-      </w:r>
-      <w:proofErr w:type="spellEnd"/>
-      <w:r>
-        <w:rPr>
-          <w:rFonts w:cs="Calibri"/>
-          <w:i/>
-          <w:color w:val="1A1A1A"/>
-        </w:rPr>
-        <w:t xml:space="preserve"> </w:t>
-      </w:r>
-      <w:proofErr w:type="spellStart"/>
-      <w:r>
-        <w:rPr>
-          <w:rFonts w:cs="Calibri"/>
-          <w:i/>
-          <w:color w:val="1A1A1A"/>
-        </w:rPr>
-        <w:t>Protocols</w:t>
-      </w:r>
-      <w:proofErr w:type="spellEnd"/>
-      <w:r>
-        <w:rPr>
-          <w:rFonts w:cs="Calibri"/>
-          <w:color w:val="1A1A1A"/>
-        </w:rPr>
-        <w:t xml:space="preserve"> (SIGMOD, 1981); leer los dos en ese orden explica por qué la industria terminó buscando otra cosa. Esa otra cosa aparece formulada en </w:t>
-      </w:r>
-      <w:proofErr w:type="spellStart"/>
-      <w:r>
-        <w:rPr>
-          <w:rFonts w:cs="Calibri"/>
-          <w:b/>
-          <w:color w:val="1A1A1A"/>
-        </w:rPr>
-        <w:t>Garcia</w:t>
-      </w:r>
-      <w:proofErr w:type="spellEnd"/>
-      <w:r>
-        <w:rPr>
-          <w:rFonts w:cs="Calibri"/>
-          <w:b/>
-          <w:color w:val="1A1A1A"/>
-        </w:rPr>
-        <w:t>-Molina y Salem</w:t>
-      </w:r>
-      <w:r>
-        <w:rPr>
-          <w:rFonts w:cs="Calibri"/>
-          <w:color w:val="1A1A1A"/>
-        </w:rPr>
-        <w:t xml:space="preserve">, </w:t>
-      </w:r>
-      <w:r>
-        <w:rPr>
-          <w:rFonts w:cs="Calibri"/>
-          <w:i/>
-          <w:color w:val="1A1A1A"/>
-        </w:rPr>
-        <w:t>Sagas</w:t>
-      </w:r>
-      <w:r>
-        <w:rPr>
-          <w:rFonts w:cs="Calibri"/>
-          <w:color w:val="1A1A1A"/>
-        </w:rPr>
-        <w:t xml:space="preserve"> (SIGMOD, 1987), donde se propone sostener la consistencia entre sistemas con compensaciones en lugar de atomicidad. El patrón del buzón de salida en su forma actual está catalogado por </w:t>
-      </w:r>
-      <w:r>
-        <w:rPr>
-          <w:rFonts w:cs="Calibri"/>
-          <w:b/>
-          <w:color w:val="1A1A1A"/>
-        </w:rPr>
-        <w:t>Chris Richardson</w:t>
-      </w:r>
-      <w:r>
-        <w:rPr>
-          <w:rFonts w:cs="Calibri"/>
-          <w:color w:val="1A1A1A"/>
-        </w:rPr>
-        <w:t xml:space="preserve"> en </w:t>
-      </w:r>
-      <w:proofErr w:type="spellStart"/>
-      <w:r>
-        <w:rPr>
-          <w:rFonts w:cs="Calibri"/>
-          <w:i/>
-          <w:color w:val="1A1A1A"/>
-        </w:rPr>
-        <w:t>Microservices</w:t>
-      </w:r>
-      <w:proofErr w:type="spellEnd"/>
-      <w:r>
-        <w:rPr>
-          <w:rFonts w:cs="Calibri"/>
-          <w:i/>
-          <w:color w:val="1A1A1A"/>
-        </w:rPr>
-        <w:t xml:space="preserve"> </w:t>
-      </w:r>
-      <w:proofErr w:type="spellStart"/>
-      <w:r>
-        <w:rPr>
-          <w:rFonts w:cs="Calibri"/>
-          <w:i/>
-          <w:color w:val="1A1A1A"/>
-        </w:rPr>
-        <w:t>Patterns</w:t>
-      </w:r>
-      <w:proofErr w:type="spellEnd"/>
-      <w:r>
-        <w:rPr>
-          <w:rFonts w:cs="Calibri"/>
-          <w:color w:val="1A1A1A"/>
-        </w:rPr>
-        <w:t xml:space="preserve"> (Manning, 2018) junto con las variantes que este capítulo menciona al final, y el noveno capítulo de </w:t>
-      </w:r>
-      <w:r>
-        <w:rPr>
-          <w:rFonts w:cs="Calibri"/>
-          <w:b/>
-          <w:color w:val="1A1A1A"/>
-        </w:rPr>
-        <w:t>Kleppmann</w:t>
-      </w:r>
-      <w:r>
-        <w:rPr>
-          <w:rFonts w:cs="Calibri"/>
-          <w:color w:val="1A1A1A"/>
-        </w:rPr>
-        <w:t xml:space="preserve">, </w:t>
-      </w:r>
-      <w:proofErr w:type="spellStart"/>
-      <w:r>
-        <w:rPr>
-          <w:rFonts w:cs="Calibri"/>
-          <w:i/>
-          <w:color w:val="1A1A1A"/>
-        </w:rPr>
-        <w:t>Designing</w:t>
-      </w:r>
-      <w:proofErr w:type="spellEnd"/>
-      <w:r>
-        <w:rPr>
-          <w:rFonts w:cs="Calibri"/>
-          <w:i/>
-          <w:color w:val="1A1A1A"/>
-        </w:rPr>
-        <w:t xml:space="preserve"> Data-Intensive </w:t>
-      </w:r>
-      <w:proofErr w:type="spellStart"/>
-      <w:r>
-        <w:rPr>
-          <w:rFonts w:cs="Calibri"/>
-          <w:i/>
-          <w:color w:val="1A1A1A"/>
-        </w:rPr>
-        <w:t>Applications</w:t>
-      </w:r>
-      <w:proofErr w:type="spellEnd"/>
+        <w:t>Designing Data-Intensive Applications</w:t>
+      </w:r>
       <w:r>
         <w:rPr>
           <w:rFonts w:cs="Calibri"/>
@@ -15837,7 +14112,6 @@
           <w:color w:val="1A1A1A"/>
         </w:rPr>
       </w:pPr>
-      <w:proofErr w:type="gramStart"/>
       <w:r>
         <w:rPr>
           <w:rFonts w:cs="Calibri"/>
@@ -15868,29 +14142,12 @@
         </w:rPr>
         <w:t>Release It!</w:t>
       </w:r>
-      <w:proofErr w:type="gramEnd"/>
-      <w:r>
-        <w:rPr>
-          <w:rFonts w:cs="Calibri"/>
-          <w:color w:val="1A1A1A"/>
-        </w:rPr>
-        <w:t xml:space="preserve"> (2.ª edición, </w:t>
-      </w:r>
-      <w:proofErr w:type="spellStart"/>
-      <w:r>
-        <w:rPr>
-          <w:rFonts w:cs="Calibri"/>
-          <w:color w:val="1A1A1A"/>
-        </w:rPr>
-        <w:t>Pragmatic</w:t>
-      </w:r>
-      <w:proofErr w:type="spellEnd"/>
-      <w:r>
-        <w:rPr>
-          <w:rFonts w:cs="Calibri"/>
-          <w:color w:val="1A1A1A"/>
-        </w:rPr>
-        <w:t xml:space="preserve"> Bookshelf, 2018) es la referencia: el disyuntor de la sección 8.11 aparece ahí con sus tres estados, junto con los demás patrones de estabilidad y —lo más valioso— con los relatos de los fallos reales que los motivaron. La documentación de </w:t>
+      <w:r>
+        <w:rPr>
+          <w:rFonts w:cs="Calibri"/>
+          <w:color w:val="1A1A1A"/>
+        </w:rPr>
+        <w:t xml:space="preserve"> (2.ª edición, Pragmatic Bookshelf, 2018) es la referencia: el disyuntor de la sección 8.11 aparece ahí con sus tres estados, junto con los demás patrones de estabilidad y —lo más valioso— con los relatos de los fallos reales que los motivaron. La documentación de </w:t>
       </w:r>
       <w:r>
         <w:rPr>
@@ -16142,12 +14399,12 @@
       </w:pPr>
     </w:p>
     <w:sectPr>
-      <w:headerReference w:type="even" r:id="rId7"/>
-      <w:headerReference w:type="default" r:id="rId8"/>
-      <w:footerReference w:type="even" r:id="rId9"/>
-      <w:footerReference w:type="default" r:id="rId10"/>
-      <w:headerReference w:type="first" r:id="rId11"/>
-      <w:footerReference w:type="first" r:id="rId12"/>
+      <w:headerReference w:type="even" r:id="rId15"/>
+      <w:headerReference w:type="default" r:id="rId16"/>
+      <w:footerReference w:type="even" r:id="rId17"/>
+      <w:footerReference w:type="default" r:id="rId18"/>
+      <w:headerReference w:type="first" r:id="rId19"/>
+      <w:footerReference w:type="first" r:id="rId20"/>
       <w:pgSz w:w="11906" w:h="16838"/>
       <w:pgMar w:top="1417" w:right="1701" w:bottom="1417" w:left="1701" w:header="708" w:footer="708" w:gutter="0"/>
       <w:cols w:space="708"/>
@@ -16312,23 +14569,13 @@
         <w:sz w:val="15"/>
       </w:rPr>
     </w:pPr>
-    <w:proofErr w:type="spellStart"/>
     <w:r>
       <w:rPr>
         <w:rFonts w:cs="Calibri"/>
         <w:color w:val="7F7F7F"/>
         <w:sz w:val="15"/>
       </w:rPr>
-      <w:t>Backend</w:t>
-    </w:r>
-    <w:proofErr w:type="spellEnd"/>
-    <w:r>
-      <w:rPr>
-        <w:rFonts w:cs="Calibri"/>
-        <w:color w:val="7F7F7F"/>
-        <w:sz w:val="15"/>
-      </w:rPr>
-      <w:t xml:space="preserve"> desde POO · Unidad 8 — Robustez y más allá de la petición</w:t>
+      <w:t>Backend desde POO · Unidad 8 — Robustez y más allá de la petición</w:t>
     </w:r>
   </w:p>
 </w:hdr>
@@ -18964,6 +17211,7 @@
   <w:style w:type="character" w:default="1" w:styleId="Fuentedeprrafopredeter">
     <w:name w:val="Default Paragraph Font"/>
     <w:uiPriority w:val="1"/>
+    <w:semiHidden/>
     <w:unhideWhenUsed/>
   </w:style>
   <w:style w:type="table" w:default="1" w:styleId="Tablanormal">
